--- a/Doc/测试任务注册函数使用方法.docx
+++ b/Doc/测试任务注册函数使用方法.docx
@@ -14,6 +14,7 @@
         </w:numPr>
         <w:suppressLineNumbers w:val="0"/>
         <w:ind w:left="425" w:leftChars="0" w:hanging="425" w:firstLineChars="0"/>
+        <w:outlineLvl w:val="0"/>
       </w:pPr>
       <w:r>
         <w:t>开环测试两个电机</w:t>
@@ -21,44 +22,44 @@
     </w:p>
     <w:p>
       <w:pPr>
-        <w:pStyle w:val="3"/>
-        <w:keepNext w:val="0"/>
-        <w:keepLines w:val="0"/>
-        <w:widowControl/>
-        <w:suppressLineNumbers w:val="0"/>
-        <w:rPr>
-          <w:rStyle w:val="7"/>
-        </w:rPr>
-      </w:pPr>
-      <w:r>
-        <w:rPr>
-          <w:rStyle w:val="7"/>
+        <w:pStyle w:val="5"/>
+        <w:keepNext w:val="0"/>
+        <w:keepLines w:val="0"/>
+        <w:widowControl/>
+        <w:suppressLineNumbers w:val="0"/>
+        <w:rPr>
+          <w:rStyle w:val="9"/>
+        </w:rPr>
+      </w:pPr>
+      <w:r>
+        <w:rPr>
+          <w:rStyle w:val="9"/>
         </w:rPr>
         <w:t>Task_t task_list[] = {</w:t>
       </w:r>
     </w:p>
     <w:p>
       <w:pPr>
-        <w:pStyle w:val="3"/>
-        <w:keepNext w:val="0"/>
-        <w:keepLines w:val="0"/>
-        <w:widowControl/>
-        <w:suppressLineNumbers w:val="0"/>
-        <w:rPr>
-          <w:rStyle w:val="7"/>
+        <w:pStyle w:val="5"/>
+        <w:keepNext w:val="0"/>
+        <w:keepLines w:val="0"/>
+        <w:widowControl/>
+        <w:suppressLineNumbers w:val="0"/>
+        <w:rPr>
+          <w:rStyle w:val="9"/>
           <w:rFonts w:hint="default" w:eastAsia="宋体"/>
           <w:lang w:val="en-US" w:eastAsia="zh-CN"/>
         </w:rPr>
       </w:pPr>
       <w:r>
         <w:rPr>
-          <w:rStyle w:val="7"/>
+          <w:rStyle w:val="9"/>
         </w:rPr>
         <w:t xml:space="preserve">    { Test_GPIO_Toggle,        10U,  0U },</w:t>
       </w:r>
       <w:r>
         <w:rPr>
-          <w:rStyle w:val="7"/>
+          <w:rStyle w:val="9"/>
           <w:rFonts w:hint="eastAsia"/>
           <w:lang w:val="en-US" w:eastAsia="zh-CN"/>
         </w:rPr>
@@ -67,26 +68,26 @@
     </w:p>
     <w:p>
       <w:pPr>
-        <w:pStyle w:val="3"/>
-        <w:keepNext w:val="0"/>
-        <w:keepLines w:val="0"/>
-        <w:widowControl/>
-        <w:suppressLineNumbers w:val="0"/>
-        <w:rPr>
-          <w:rStyle w:val="7"/>
+        <w:pStyle w:val="5"/>
+        <w:keepNext w:val="0"/>
+        <w:keepLines w:val="0"/>
+        <w:widowControl/>
+        <w:suppressLineNumbers w:val="0"/>
+        <w:rPr>
+          <w:rStyle w:val="9"/>
           <w:rFonts w:hint="default" w:eastAsia="宋体"/>
           <w:lang w:val="en-US" w:eastAsia="zh-CN"/>
         </w:rPr>
       </w:pPr>
       <w:r>
         <w:rPr>
-          <w:rStyle w:val="7"/>
+          <w:rStyle w:val="9"/>
         </w:rPr>
         <w:t xml:space="preserve">    { AppTask_BSP_Background,   1U,  0U },</w:t>
       </w:r>
       <w:r>
         <w:rPr>
-          <w:rStyle w:val="7"/>
+          <w:rStyle w:val="9"/>
           <w:rFonts w:hint="eastAsia"/>
           <w:lang w:val="en-US" w:eastAsia="zh-CN"/>
         </w:rPr>
@@ -95,26 +96,26 @@
     </w:p>
     <w:p>
       <w:pPr>
-        <w:pStyle w:val="3"/>
-        <w:keepNext w:val="0"/>
-        <w:keepLines w:val="0"/>
-        <w:widowControl/>
-        <w:suppressLineNumbers w:val="0"/>
-        <w:rPr>
-          <w:rStyle w:val="7"/>
+        <w:pStyle w:val="5"/>
+        <w:keepNext w:val="0"/>
+        <w:keepLines w:val="0"/>
+        <w:widowControl/>
+        <w:suppressLineNumbers w:val="0"/>
+        <w:rPr>
+          <w:rStyle w:val="9"/>
           <w:rFonts w:hint="default" w:eastAsia="宋体"/>
           <w:lang w:val="en-US" w:eastAsia="zh-CN"/>
         </w:rPr>
       </w:pPr>
       <w:r>
         <w:rPr>
-          <w:rStyle w:val="7"/>
+          <w:rStyle w:val="9"/>
         </w:rPr>
         <w:t xml:space="preserve">    { Encoder_Update,          10U,  0U },</w:t>
       </w:r>
       <w:r>
         <w:rPr>
-          <w:rStyle w:val="7"/>
+          <w:rStyle w:val="9"/>
           <w:rFonts w:hint="eastAsia"/>
           <w:lang w:val="en-US" w:eastAsia="zh-CN"/>
         </w:rPr>
@@ -123,26 +124,26 @@
     </w:p>
     <w:p>
       <w:pPr>
-        <w:pStyle w:val="3"/>
-        <w:keepNext w:val="0"/>
-        <w:keepLines w:val="0"/>
-        <w:widowControl/>
-        <w:suppressLineNumbers w:val="0"/>
-        <w:rPr>
-          <w:rStyle w:val="7"/>
+        <w:pStyle w:val="5"/>
+        <w:keepNext w:val="0"/>
+        <w:keepLines w:val="0"/>
+        <w:widowControl/>
+        <w:suppressLineNumbers w:val="0"/>
+        <w:rPr>
+          <w:rStyle w:val="9"/>
           <w:rFonts w:hint="default" w:eastAsia="宋体"/>
           <w:lang w:val="en-US" w:eastAsia="zh-CN"/>
         </w:rPr>
       </w:pPr>
       <w:r>
         <w:rPr>
-          <w:rStyle w:val="7"/>
+          <w:rStyle w:val="9"/>
         </w:rPr>
         <w:t xml:space="preserve">    { Test_MotorCmd_Update,    10U,  0U },</w:t>
       </w:r>
       <w:r>
         <w:rPr>
-          <w:rStyle w:val="7"/>
+          <w:rStyle w:val="9"/>
           <w:rFonts w:hint="eastAsia"/>
           <w:lang w:val="en-US" w:eastAsia="zh-CN"/>
         </w:rPr>
@@ -151,26 +152,26 @@
     </w:p>
     <w:p>
       <w:pPr>
-        <w:pStyle w:val="3"/>
-        <w:keepNext w:val="0"/>
-        <w:keepLines w:val="0"/>
-        <w:widowControl/>
-        <w:suppressLineNumbers w:val="0"/>
-        <w:rPr>
-          <w:rStyle w:val="7"/>
+        <w:pStyle w:val="5"/>
+        <w:keepNext w:val="0"/>
+        <w:keepLines w:val="0"/>
+        <w:widowControl/>
+        <w:suppressLineNumbers w:val="0"/>
+        <w:rPr>
+          <w:rStyle w:val="9"/>
           <w:rFonts w:hint="default" w:eastAsia="宋体"/>
           <w:lang w:val="en-US" w:eastAsia="zh-CN"/>
         </w:rPr>
       </w:pPr>
       <w:r>
         <w:rPr>
-          <w:rStyle w:val="7"/>
+          <w:rStyle w:val="9"/>
         </w:rPr>
         <w:t xml:space="preserve">    { Test_MotorCmd_Log,      200U,  0U },</w:t>
       </w:r>
       <w:r>
         <w:rPr>
-          <w:rStyle w:val="7"/>
+          <w:rStyle w:val="9"/>
           <w:rFonts w:hint="eastAsia"/>
           <w:lang w:val="en-US" w:eastAsia="zh-CN"/>
         </w:rPr>
@@ -179,26 +180,26 @@
     </w:p>
     <w:p>
       <w:pPr>
-        <w:pStyle w:val="3"/>
-        <w:keepNext w:val="0"/>
-        <w:keepLines w:val="0"/>
-        <w:widowControl/>
-        <w:suppressLineNumbers w:val="0"/>
-        <w:rPr>
-          <w:rStyle w:val="7"/>
+        <w:pStyle w:val="5"/>
+        <w:keepNext w:val="0"/>
+        <w:keepLines w:val="0"/>
+        <w:widowControl/>
+        <w:suppressLineNumbers w:val="0"/>
+        <w:rPr>
+          <w:rStyle w:val="9"/>
           <w:rFonts w:hint="default" w:eastAsia="宋体"/>
           <w:lang w:val="en-US" w:eastAsia="zh-CN"/>
         </w:rPr>
       </w:pPr>
       <w:r>
         <w:rPr>
-          <w:rStyle w:val="7"/>
+          <w:rStyle w:val="9"/>
         </w:rPr>
         <w:t xml:space="preserve">    { Test_DrvEncoder_Log,    200U,  0U },</w:t>
       </w:r>
       <w:r>
         <w:rPr>
-          <w:rStyle w:val="7"/>
+          <w:rStyle w:val="9"/>
           <w:rFonts w:hint="eastAsia"/>
           <w:lang w:val="en-US" w:eastAsia="zh-CN"/>
         </w:rPr>
@@ -207,102 +208,102 @@
     </w:p>
     <w:p>
       <w:pPr>
-        <w:pStyle w:val="3"/>
-        <w:keepNext w:val="0"/>
-        <w:keepLines w:val="0"/>
-        <w:widowControl/>
-        <w:suppressLineNumbers w:val="0"/>
-      </w:pPr>
-      <w:r>
-        <w:rPr>
-          <w:rStyle w:val="7"/>
+        <w:pStyle w:val="5"/>
+        <w:keepNext w:val="0"/>
+        <w:keepLines w:val="0"/>
+        <w:widowControl/>
+        <w:suppressLineNumbers w:val="0"/>
+      </w:pPr>
+      <w:r>
+        <w:rPr>
+          <w:rStyle w:val="9"/>
         </w:rPr>
         <w:t>};</w:t>
       </w:r>
     </w:p>
     <w:p>
       <w:pPr>
-        <w:pStyle w:val="3"/>
-        <w:keepNext w:val="0"/>
-        <w:keepLines w:val="0"/>
-        <w:widowControl/>
-        <w:suppressLineNumbers w:val="0"/>
-        <w:rPr>
-          <w:rStyle w:val="7"/>
-        </w:rPr>
-      </w:pPr>
-      <w:r>
-        <w:rPr>
-          <w:rStyle w:val="7"/>
+        <w:pStyle w:val="5"/>
+        <w:keepNext w:val="0"/>
+        <w:keepLines w:val="0"/>
+        <w:widowControl/>
+        <w:suppressLineNumbers w:val="0"/>
+        <w:rPr>
+          <w:rStyle w:val="9"/>
+        </w:rPr>
+      </w:pPr>
+      <w:r>
+        <w:rPr>
+          <w:rStyle w:val="9"/>
         </w:rPr>
         <w:t>w：两个电机正转</w:t>
       </w:r>
     </w:p>
     <w:p>
       <w:pPr>
-        <w:pStyle w:val="3"/>
-        <w:keepNext w:val="0"/>
-        <w:keepLines w:val="0"/>
-        <w:widowControl/>
-        <w:suppressLineNumbers w:val="0"/>
-        <w:rPr>
-          <w:rStyle w:val="7"/>
-        </w:rPr>
-      </w:pPr>
-      <w:r>
-        <w:rPr>
-          <w:rStyle w:val="7"/>
+        <w:pStyle w:val="5"/>
+        <w:keepNext w:val="0"/>
+        <w:keepLines w:val="0"/>
+        <w:widowControl/>
+        <w:suppressLineNumbers w:val="0"/>
+        <w:rPr>
+          <w:rStyle w:val="9"/>
+        </w:rPr>
+      </w:pPr>
+      <w:r>
+        <w:rPr>
+          <w:rStyle w:val="9"/>
         </w:rPr>
         <w:t>s：两个电机反转</w:t>
       </w:r>
     </w:p>
     <w:p>
       <w:pPr>
-        <w:pStyle w:val="3"/>
-        <w:keepNext w:val="0"/>
-        <w:keepLines w:val="0"/>
-        <w:widowControl/>
-        <w:suppressLineNumbers w:val="0"/>
-        <w:rPr>
-          <w:rStyle w:val="7"/>
-        </w:rPr>
-      </w:pPr>
-      <w:r>
-        <w:rPr>
-          <w:rStyle w:val="7"/>
+        <w:pStyle w:val="5"/>
+        <w:keepNext w:val="0"/>
+        <w:keepLines w:val="0"/>
+        <w:widowControl/>
+        <w:suppressLineNumbers w:val="0"/>
+        <w:rPr>
+          <w:rStyle w:val="9"/>
+        </w:rPr>
+      </w:pPr>
+      <w:r>
+        <w:rPr>
+          <w:rStyle w:val="9"/>
         </w:rPr>
         <w:t>a：左反转、右正转</w:t>
       </w:r>
     </w:p>
     <w:p>
       <w:pPr>
-        <w:pStyle w:val="3"/>
-        <w:keepNext w:val="0"/>
-        <w:keepLines w:val="0"/>
-        <w:widowControl/>
-        <w:suppressLineNumbers w:val="0"/>
-        <w:rPr>
-          <w:rStyle w:val="7"/>
-        </w:rPr>
-      </w:pPr>
-      <w:r>
-        <w:rPr>
-          <w:rStyle w:val="7"/>
+        <w:pStyle w:val="5"/>
+        <w:keepNext w:val="0"/>
+        <w:keepLines w:val="0"/>
+        <w:widowControl/>
+        <w:suppressLineNumbers w:val="0"/>
+        <w:rPr>
+          <w:rStyle w:val="9"/>
+        </w:rPr>
+      </w:pPr>
+      <w:r>
+        <w:rPr>
+          <w:rStyle w:val="9"/>
         </w:rPr>
         <w:t>d：左正转、右反转</w:t>
       </w:r>
     </w:p>
     <w:p>
       <w:pPr>
-        <w:pStyle w:val="3"/>
-        <w:keepNext w:val="0"/>
-        <w:keepLines w:val="0"/>
-        <w:widowControl/>
-        <w:suppressLineNumbers w:val="0"/>
-      </w:pPr>
-      <w:r>
-        <w:rPr>
-          <w:rStyle w:val="7"/>
+        <w:pStyle w:val="5"/>
+        <w:keepNext w:val="0"/>
+        <w:keepLines w:val="0"/>
+        <w:widowControl/>
+        <w:suppressLineNumbers w:val="0"/>
+      </w:pPr>
+      <w:r>
+        <w:rPr>
+          <w:rStyle w:val="9"/>
         </w:rPr>
         <w:t>0：立即停止</w:t>
       </w:r>
@@ -320,6 +321,7 @@
         <w:suppressLineNumbers w:val="0"/>
         <w:ind w:left="425" w:leftChars="0" w:hanging="425" w:firstLineChars="0"/>
         <w:jc w:val="left"/>
+        <w:outlineLvl w:val="0"/>
       </w:pPr>
       <w:r>
         <w:t>闭环测试</w:t>
@@ -327,26 +329,26 @@
     </w:p>
     <w:p>
       <w:pPr>
-        <w:pStyle w:val="3"/>
-        <w:keepNext w:val="0"/>
-        <w:keepLines w:val="0"/>
-        <w:widowControl/>
-        <w:suppressLineNumbers w:val="0"/>
-        <w:rPr>
-          <w:rStyle w:val="7"/>
+        <w:pStyle w:val="5"/>
+        <w:keepNext w:val="0"/>
+        <w:keepLines w:val="0"/>
+        <w:widowControl/>
+        <w:suppressLineNumbers w:val="0"/>
+        <w:rPr>
+          <w:rStyle w:val="9"/>
           <w:rFonts w:hint="default" w:eastAsia="宋体"/>
           <w:lang w:val="en-US" w:eastAsia="zh-CN"/>
         </w:rPr>
       </w:pPr>
       <w:r>
         <w:rPr>
-          <w:rStyle w:val="7"/>
+          <w:rStyle w:val="9"/>
         </w:rPr>
         <w:t>{ Test_GPIO_Toggle,        10U,  0U },</w:t>
       </w:r>
       <w:r>
         <w:rPr>
-          <w:rStyle w:val="7"/>
+          <w:rStyle w:val="9"/>
           <w:rFonts w:hint="eastAsia"/>
           <w:lang w:val="en-US" w:eastAsia="zh-CN"/>
         </w:rPr>
@@ -355,7 +357,7 @@
     </w:p>
     <w:p>
       <w:pPr>
-        <w:pStyle w:val="3"/>
+        <w:pStyle w:val="5"/>
         <w:keepNext w:val="0"/>
         <w:keepLines w:val="0"/>
         <w:widowControl/>
@@ -369,13 +371,13 @@
       </w:pPr>
       <w:r>
         <w:rPr>
-          <w:rStyle w:val="7"/>
+          <w:rStyle w:val="9"/>
         </w:rPr>
         <w:t>{ AppTask_BSP_Background,   1U,  0U },</w:t>
       </w:r>
       <w:r>
         <w:rPr>
-          <w:rStyle w:val="7"/>
+          <w:rStyle w:val="9"/>
           <w:rFonts w:hint="eastAsia"/>
           <w:lang w:val="en-US" w:eastAsia="zh-CN"/>
         </w:rPr>
@@ -384,26 +386,26 @@
     </w:p>
     <w:p>
       <w:pPr>
-        <w:pStyle w:val="3"/>
-        <w:keepNext w:val="0"/>
-        <w:keepLines w:val="0"/>
-        <w:widowControl/>
-        <w:suppressLineNumbers w:val="0"/>
-        <w:rPr>
-          <w:rStyle w:val="7"/>
+        <w:pStyle w:val="5"/>
+        <w:keepNext w:val="0"/>
+        <w:keepLines w:val="0"/>
+        <w:widowControl/>
+        <w:suppressLineNumbers w:val="0"/>
+        <w:rPr>
+          <w:rStyle w:val="9"/>
           <w:rFonts w:hint="default" w:eastAsia="宋体"/>
           <w:lang w:val="en-US" w:eastAsia="zh-CN"/>
         </w:rPr>
       </w:pPr>
       <w:r>
         <w:rPr>
-          <w:rStyle w:val="7"/>
+          <w:rStyle w:val="9"/>
         </w:rPr>
         <w:t>{ Encoder_Update,          10U,  0U },</w:t>
       </w:r>
       <w:r>
         <w:rPr>
-          <w:rStyle w:val="7"/>
+          <w:rStyle w:val="9"/>
           <w:rFonts w:hint="eastAsia"/>
           <w:lang w:val="en-US" w:eastAsia="zh-CN"/>
         </w:rPr>
@@ -412,26 +414,26 @@
     </w:p>
     <w:p>
       <w:pPr>
-        <w:pStyle w:val="3"/>
-        <w:keepNext w:val="0"/>
-        <w:keepLines w:val="0"/>
-        <w:widowControl/>
-        <w:suppressLineNumbers w:val="0"/>
-        <w:rPr>
-          <w:rStyle w:val="7"/>
+        <w:pStyle w:val="5"/>
+        <w:keepNext w:val="0"/>
+        <w:keepLines w:val="0"/>
+        <w:widowControl/>
+        <w:suppressLineNumbers w:val="0"/>
+        <w:rPr>
+          <w:rStyle w:val="9"/>
           <w:rFonts w:hint="default" w:eastAsia="宋体"/>
           <w:lang w:val="en-US" w:eastAsia="zh-CN"/>
         </w:rPr>
       </w:pPr>
       <w:r>
         <w:rPr>
-          <w:rStyle w:val="7"/>
+          <w:rStyle w:val="9"/>
         </w:rPr>
         <w:t>{ Chassis_Update,          10U,  0U },</w:t>
       </w:r>
       <w:r>
         <w:rPr>
-          <w:rStyle w:val="7"/>
+          <w:rStyle w:val="9"/>
           <w:rFonts w:hint="eastAsia"/>
           <w:lang w:val="en-US" w:eastAsia="zh-CN"/>
         </w:rPr>
@@ -440,26 +442,26 @@
     </w:p>
     <w:p>
       <w:pPr>
-        <w:pStyle w:val="3"/>
-        <w:keepNext w:val="0"/>
-        <w:keepLines w:val="0"/>
-        <w:widowControl/>
-        <w:suppressLineNumbers w:val="0"/>
-        <w:rPr>
-          <w:rStyle w:val="7"/>
+        <w:pStyle w:val="5"/>
+        <w:keepNext w:val="0"/>
+        <w:keepLines w:val="0"/>
+        <w:widowControl/>
+        <w:suppressLineNumbers w:val="0"/>
+        <w:rPr>
+          <w:rStyle w:val="9"/>
           <w:rFonts w:hint="default" w:eastAsia="宋体"/>
           <w:lang w:val="en-US" w:eastAsia="zh-CN"/>
         </w:rPr>
       </w:pPr>
       <w:r>
         <w:rPr>
-          <w:rStyle w:val="7"/>
+          <w:rStyle w:val="9"/>
         </w:rPr>
         <w:t>{ Test_ChassisCmd_Update,  10U,  0U },</w:t>
       </w:r>
       <w:r>
         <w:rPr>
-          <w:rStyle w:val="7"/>
+          <w:rStyle w:val="9"/>
           <w:rFonts w:hint="eastAsia"/>
           <w:lang w:val="en-US" w:eastAsia="zh-CN"/>
         </w:rPr>
@@ -468,7 +470,7 @@
     </w:p>
     <w:p>
       <w:pPr>
-        <w:pStyle w:val="3"/>
+        <w:pStyle w:val="5"/>
         <w:keepNext w:val="0"/>
         <w:keepLines w:val="0"/>
         <w:widowControl/>
@@ -480,13 +482,13 @@
       </w:pPr>
       <w:r>
         <w:rPr>
-          <w:rStyle w:val="7"/>
+          <w:rStyle w:val="9"/>
         </w:rPr>
         <w:t>{ Test_ChassisCmd_Log,    200U,  0U },</w:t>
       </w:r>
       <w:r>
         <w:rPr>
-          <w:rStyle w:val="7"/>
+          <w:rStyle w:val="9"/>
           <w:rFonts w:hint="eastAsia"/>
           <w:lang w:val="en-US" w:eastAsia="zh-CN"/>
         </w:rPr>
@@ -495,87 +497,87 @@
     </w:p>
     <w:p>
       <w:pPr>
-        <w:pStyle w:val="3"/>
-        <w:keepNext w:val="0"/>
-        <w:keepLines w:val="0"/>
-        <w:widowControl/>
-        <w:suppressLineNumbers w:val="0"/>
-        <w:rPr>
-          <w:rStyle w:val="7"/>
-        </w:rPr>
-      </w:pPr>
-      <w:r>
-        <w:rPr>
-          <w:rStyle w:val="7"/>
+        <w:pStyle w:val="5"/>
+        <w:keepNext w:val="0"/>
+        <w:keepLines w:val="0"/>
+        <w:widowControl/>
+        <w:suppressLineNumbers w:val="0"/>
+        <w:rPr>
+          <w:rStyle w:val="9"/>
+        </w:rPr>
+      </w:pPr>
+      <w:r>
+        <w:rPr>
+          <w:rStyle w:val="9"/>
         </w:rPr>
         <w:t>g：前进</w:t>
       </w:r>
     </w:p>
     <w:p>
       <w:pPr>
-        <w:pStyle w:val="3"/>
-        <w:keepNext w:val="0"/>
-        <w:keepLines w:val="0"/>
-        <w:widowControl/>
-        <w:suppressLineNumbers w:val="0"/>
-        <w:rPr>
-          <w:rStyle w:val="7"/>
-        </w:rPr>
-      </w:pPr>
-      <w:r>
-        <w:rPr>
-          <w:rStyle w:val="7"/>
+        <w:pStyle w:val="5"/>
+        <w:keepNext w:val="0"/>
+        <w:keepLines w:val="0"/>
+        <w:widowControl/>
+        <w:suppressLineNumbers w:val="0"/>
+        <w:rPr>
+          <w:rStyle w:val="9"/>
+        </w:rPr>
+      </w:pPr>
+      <w:r>
+        <w:rPr>
+          <w:rStyle w:val="9"/>
         </w:rPr>
         <w:t>b：后退</w:t>
       </w:r>
     </w:p>
     <w:p>
       <w:pPr>
-        <w:pStyle w:val="3"/>
-        <w:keepNext w:val="0"/>
-        <w:keepLines w:val="0"/>
-        <w:widowControl/>
-        <w:suppressLineNumbers w:val="0"/>
-        <w:rPr>
-          <w:rStyle w:val="7"/>
-        </w:rPr>
-      </w:pPr>
-      <w:r>
-        <w:rPr>
-          <w:rStyle w:val="7"/>
+        <w:pStyle w:val="5"/>
+        <w:keepNext w:val="0"/>
+        <w:keepLines w:val="0"/>
+        <w:widowControl/>
+        <w:suppressLineNumbers w:val="0"/>
+        <w:rPr>
+          <w:rStyle w:val="9"/>
+        </w:rPr>
+      </w:pPr>
+      <w:r>
+        <w:rPr>
+          <w:rStyle w:val="9"/>
         </w:rPr>
         <w:t>l：原地左转</w:t>
       </w:r>
     </w:p>
     <w:p>
       <w:pPr>
-        <w:pStyle w:val="3"/>
-        <w:keepNext w:val="0"/>
-        <w:keepLines w:val="0"/>
-        <w:widowControl/>
-        <w:suppressLineNumbers w:val="0"/>
-        <w:rPr>
-          <w:rStyle w:val="7"/>
-        </w:rPr>
-      </w:pPr>
-      <w:r>
-        <w:rPr>
-          <w:rStyle w:val="7"/>
+        <w:pStyle w:val="5"/>
+        <w:keepNext w:val="0"/>
+        <w:keepLines w:val="0"/>
+        <w:widowControl/>
+        <w:suppressLineNumbers w:val="0"/>
+        <w:rPr>
+          <w:rStyle w:val="9"/>
+        </w:rPr>
+      </w:pPr>
+      <w:r>
+        <w:rPr>
+          <w:rStyle w:val="9"/>
         </w:rPr>
         <w:t>r：原地右转</w:t>
       </w:r>
     </w:p>
     <w:p>
       <w:pPr>
-        <w:pStyle w:val="3"/>
-        <w:keepNext w:val="0"/>
-        <w:keepLines w:val="0"/>
-        <w:widowControl/>
-        <w:suppressLineNumbers w:val="0"/>
-      </w:pPr>
-      <w:r>
-        <w:rPr>
-          <w:rStyle w:val="7"/>
+        <w:pStyle w:val="5"/>
+        <w:keepNext w:val="0"/>
+        <w:keepLines w:val="0"/>
+        <w:widowControl/>
+        <w:suppressLineNumbers w:val="0"/>
+      </w:pPr>
+      <w:r>
+        <w:rPr>
+          <w:rStyle w:val="9"/>
         </w:rPr>
         <w:t>x 或 0：停止</w:t>
       </w:r>
@@ -608,26 +610,26 @@
     </w:p>
     <w:p>
       <w:pPr>
-        <w:pStyle w:val="3"/>
-        <w:keepNext w:val="0"/>
-        <w:keepLines w:val="0"/>
-        <w:widowControl/>
-        <w:suppressLineNumbers w:val="0"/>
-        <w:rPr>
-          <w:rStyle w:val="7"/>
+        <w:pStyle w:val="5"/>
+        <w:keepNext w:val="0"/>
+        <w:keepLines w:val="0"/>
+        <w:widowControl/>
+        <w:suppressLineNumbers w:val="0"/>
+        <w:rPr>
+          <w:rStyle w:val="9"/>
           <w:rFonts w:hint="default" w:eastAsia="宋体"/>
           <w:lang w:val="en-US" w:eastAsia="zh-CN"/>
         </w:rPr>
       </w:pPr>
       <w:r>
         <w:rPr>
-          <w:rStyle w:val="7"/>
+          <w:rStyle w:val="9"/>
         </w:rPr>
         <w:t>{ Encoder_Update,         10U,  0U },</w:t>
       </w:r>
       <w:r>
         <w:rPr>
-          <w:rStyle w:val="7"/>
+          <w:rStyle w:val="9"/>
           <w:rFonts w:hint="eastAsia"/>
           <w:lang w:val="en-US" w:eastAsia="zh-CN"/>
         </w:rPr>
@@ -636,7 +638,7 @@
     </w:p>
     <w:p>
       <w:pPr>
-        <w:pStyle w:val="3"/>
+        <w:pStyle w:val="5"/>
         <w:keepNext w:val="0"/>
         <w:keepLines w:val="0"/>
         <w:widowControl/>
@@ -648,13 +650,13 @@
       </w:pPr>
       <w:r>
         <w:rPr>
-          <w:rStyle w:val="7"/>
+          <w:rStyle w:val="9"/>
         </w:rPr>
         <w:t>{ Test_DrvEncoder_Log,   200U,  0U },</w:t>
       </w:r>
       <w:r>
         <w:rPr>
-          <w:rStyle w:val="7"/>
+          <w:rStyle w:val="9"/>
           <w:rFonts w:hint="eastAsia"/>
           <w:lang w:val="en-US" w:eastAsia="zh-CN"/>
         </w:rPr>
@@ -686,25 +688,1657 @@
         </w:rPr>
         <w:t>测试陀螺仪偏航角</w:t>
       </w:r>
+    </w:p>
+    <w:p>
+      <w:pPr>
+        <w:pStyle w:val="5"/>
+        <w:keepNext w:val="0"/>
+        <w:keepLines w:val="0"/>
+        <w:widowControl/>
+        <w:suppressLineNumbers w:val="0"/>
+        <w:rPr>
+          <w:rStyle w:val="9"/>
+        </w:rPr>
+      </w:pPr>
+      <w:r>
+        <w:rPr>
+          <w:rStyle w:val="9"/>
+        </w:rPr>
+        <w:t>Task_t task_list[] = {</w:t>
+      </w:r>
+    </w:p>
+    <w:p>
+      <w:pPr>
+        <w:pStyle w:val="5"/>
+        <w:keepNext w:val="0"/>
+        <w:keepLines w:val="0"/>
+        <w:widowControl/>
+        <w:suppressLineNumbers w:val="0"/>
+        <w:ind w:firstLine="400"/>
+        <w:rPr>
+          <w:rStyle w:val="9"/>
+          <w:rFonts w:hint="eastAsia"/>
+          <w:lang w:val="en-US" w:eastAsia="zh-CN"/>
+        </w:rPr>
+      </w:pPr>
+      <w:r>
+        <w:rPr>
+          <w:rStyle w:val="9"/>
+        </w:rPr>
+        <w:t>{ Test_GPIO_Toggle,      100U,  0U },</w:t>
+      </w:r>
+      <w:r>
+        <w:rPr>
+          <w:rStyle w:val="9"/>
+          <w:rFonts w:hint="eastAsia"/>
+          <w:lang w:val="en-US" w:eastAsia="zh-CN"/>
+        </w:rPr>
+        <w:t xml:space="preserve">  \</w:t>
+      </w:r>
+    </w:p>
+    <w:p>
+      <w:pPr>
+        <w:pStyle w:val="5"/>
+        <w:keepNext w:val="0"/>
+        <w:keepLines w:val="0"/>
+        <w:widowControl/>
+        <w:suppressLineNumbers w:val="0"/>
+        <w:ind w:firstLine="400"/>
+        <w:rPr>
+          <w:rStyle w:val="9"/>
+          <w:rFonts w:hint="default" w:eastAsia="宋体"/>
+          <w:lang w:val="en-US" w:eastAsia="zh-CN"/>
+        </w:rPr>
+      </w:pPr>
+      <w:r>
+        <w:rPr>
+          <w:rStyle w:val="9"/>
+        </w:rPr>
+        <w:t>{ AppTask_BSP_Background,  1U,  0U },</w:t>
+      </w:r>
+      <w:r>
+        <w:rPr>
+          <w:rStyle w:val="9"/>
+          <w:rFonts w:hint="eastAsia"/>
+          <w:lang w:val="en-US" w:eastAsia="zh-CN"/>
+        </w:rPr>
+        <w:t xml:space="preserve"> \</w:t>
+      </w:r>
+    </w:p>
+    <w:p>
+      <w:pPr>
+        <w:pStyle w:val="5"/>
+        <w:keepNext w:val="0"/>
+        <w:keepLines w:val="0"/>
+        <w:widowControl/>
+        <w:suppressLineNumbers w:val="0"/>
+        <w:ind w:firstLine="400" w:firstLineChars="200"/>
+        <w:rPr>
+          <w:rStyle w:val="9"/>
+          <w:rFonts w:hint="eastAsia"/>
+          <w:lang w:val="en-US" w:eastAsia="zh-CN"/>
+        </w:rPr>
+      </w:pPr>
+      <w:r>
+        <w:rPr>
+          <w:rStyle w:val="9"/>
+        </w:rPr>
+        <w:t>{ Sensor_Update,           1U,  0U },</w:t>
+      </w:r>
+      <w:r>
+        <w:rPr>
+          <w:rStyle w:val="9"/>
+          <w:rFonts w:hint="eastAsia"/>
+          <w:lang w:val="en-US" w:eastAsia="zh-CN"/>
+        </w:rPr>
+        <w:t xml:space="preserve"> \</w:t>
+      </w:r>
+    </w:p>
+    <w:p>
+      <w:pPr>
+        <w:pStyle w:val="5"/>
+        <w:keepNext w:val="0"/>
+        <w:keepLines w:val="0"/>
+        <w:widowControl/>
+        <w:suppressLineNumbers w:val="0"/>
+        <w:ind w:firstLine="400" w:firstLineChars="200"/>
+        <w:rPr>
+          <w:rStyle w:val="9"/>
+          <w:rFonts w:hint="default" w:eastAsia="宋体"/>
+          <w:lang w:val="en-US" w:eastAsia="zh-CN"/>
+        </w:rPr>
+      </w:pPr>
+      <w:r>
+        <w:rPr>
+          <w:rStyle w:val="9"/>
+        </w:rPr>
+        <w:t>{ Test_Attitude_Update,   10U,  0U },</w:t>
+      </w:r>
+      <w:r>
+        <w:rPr>
+          <w:rStyle w:val="9"/>
+          <w:rFonts w:hint="eastAsia"/>
+          <w:lang w:val="en-US" w:eastAsia="zh-CN"/>
+        </w:rPr>
+        <w:t xml:space="preserve"> \</w:t>
+      </w:r>
+    </w:p>
+    <w:p>
+      <w:pPr>
+        <w:pStyle w:val="5"/>
+        <w:keepNext w:val="0"/>
+        <w:keepLines w:val="0"/>
+        <w:widowControl/>
+        <w:suppressLineNumbers w:val="0"/>
+      </w:pPr>
+      <w:r>
+        <w:rPr>
+          <w:rStyle w:val="9"/>
+        </w:rPr>
+        <w:t>};</w:t>
+      </w:r>
+    </w:p>
+    <w:p>
+      <w:pPr>
+        <w:pStyle w:val="2"/>
+        <w:keepNext w:val="0"/>
+        <w:keepLines w:val="0"/>
+        <w:widowControl/>
+        <w:numPr>
+          <w:ilvl w:val="0"/>
+          <w:numId w:val="1"/>
+        </w:numPr>
+        <w:suppressLineNumbers w:val="0"/>
+        <w:ind w:left="425" w:leftChars="0" w:hanging="425" w:firstLineChars="0"/>
+        <w:jc w:val="left"/>
+        <w:rPr>
+          <w:rFonts w:hint="eastAsia"/>
+          <w:lang w:val="en-US" w:eastAsia="zh-CN"/>
+        </w:rPr>
+      </w:pPr>
+      <w:r>
+        <w:rPr>
+          <w:rFonts w:hint="eastAsia"/>
+          <w:lang w:val="en-US" w:eastAsia="zh-CN"/>
+        </w:rPr>
+        <w:t>测试灰度传感器（有MCU加无MCU）</w:t>
+      </w:r>
+    </w:p>
+    <w:p>
+      <w:pPr>
+        <w:pStyle w:val="5"/>
+        <w:keepNext w:val="0"/>
+        <w:keepLines w:val="0"/>
+        <w:widowControl/>
+        <w:suppressLineNumbers w:val="0"/>
+        <w:rPr>
+          <w:rStyle w:val="9"/>
+          <w:rFonts w:hint="eastAsia"/>
+        </w:rPr>
+      </w:pPr>
+      <w:r>
+        <w:rPr>
+          <w:rStyle w:val="9"/>
+          <w:rFonts w:hint="eastAsia"/>
+        </w:rPr>
+        <w:t>{ Test_GPIO_Toggle,      100U,  0U },  \</w:t>
+      </w:r>
+    </w:p>
+    <w:p>
+      <w:pPr>
+        <w:pStyle w:val="5"/>
+        <w:keepNext w:val="0"/>
+        <w:keepLines w:val="0"/>
+        <w:widowControl/>
+        <w:suppressLineNumbers w:val="0"/>
+        <w:rPr>
+          <w:rStyle w:val="9"/>
+          <w:rFonts w:hint="eastAsia"/>
+        </w:rPr>
+      </w:pPr>
+      <w:r>
+        <w:rPr>
+          <w:rStyle w:val="9"/>
+          <w:rFonts w:hint="eastAsia"/>
+        </w:rPr>
+        <w:t>{ AppTask_BSP_Background,  1U,  0U }, \</w:t>
+      </w:r>
+    </w:p>
+    <w:p>
+      <w:pPr>
+        <w:pStyle w:val="5"/>
+        <w:keepNext w:val="0"/>
+        <w:keepLines w:val="0"/>
+        <w:widowControl/>
+        <w:suppressLineNumbers w:val="0"/>
+        <w:rPr>
+          <w:rStyle w:val="9"/>
+          <w:rFonts w:hint="eastAsia"/>
+        </w:rPr>
+      </w:pPr>
+      <w:r>
+        <w:rPr>
+          <w:rStyle w:val="9"/>
+          <w:rFonts w:hint="eastAsia"/>
+        </w:rPr>
+        <w:t>{ Sensor_Update,           1U,   0U },   \</w:t>
+      </w:r>
+    </w:p>
+    <w:p>
+      <w:pPr>
+        <w:pStyle w:val="5"/>
+        <w:keepNext w:val="0"/>
+        <w:keepLines w:val="0"/>
+        <w:widowControl/>
+        <w:suppressLineNumbers w:val="0"/>
+        <w:rPr>
+          <w:rStyle w:val="9"/>
+          <w:rFonts w:hint="eastAsia"/>
+        </w:rPr>
+      </w:pPr>
+      <w:r>
+        <w:rPr>
+          <w:rStyle w:val="9"/>
+          <w:rFonts w:hint="eastAsia"/>
+        </w:rPr>
+        <w:t>{ Encoder_Update,         10U,   0U },   \</w:t>
+      </w:r>
+    </w:p>
+    <w:p>
+      <w:pPr>
+        <w:pStyle w:val="5"/>
+        <w:keepNext w:val="0"/>
+        <w:keepLines w:val="0"/>
+        <w:widowControl/>
+        <w:suppressLineNumbers w:val="0"/>
+        <w:rPr>
+          <w:rStyle w:val="9"/>
+          <w:rFonts w:hint="default" w:eastAsia="宋体"/>
+          <w:lang w:val="en-US" w:eastAsia="zh-CN"/>
+        </w:rPr>
+      </w:pPr>
+      <w:r>
+        <w:rPr>
+          <w:rStyle w:val="9"/>
+        </w:rPr>
+        <w:t>{ LineTrack_Update,        10U, 0U },</w:t>
+      </w:r>
+      <w:r>
+        <w:rPr>
+          <w:rStyle w:val="9"/>
+          <w:rFonts w:hint="eastAsia"/>
+          <w:lang w:val="en-US" w:eastAsia="zh-CN"/>
+        </w:rPr>
+        <w:t xml:space="preserve">  \</w:t>
+      </w:r>
+    </w:p>
+    <w:p>
+      <w:pPr>
+        <w:pStyle w:val="5"/>
+        <w:keepNext w:val="0"/>
+        <w:keepLines w:val="0"/>
+        <w:widowControl/>
+        <w:suppressLineNumbers w:val="0"/>
+        <w:rPr>
+          <w:rStyle w:val="9"/>
+          <w:rFonts w:hint="default" w:eastAsia="宋体"/>
+          <w:lang w:val="en-US" w:eastAsia="zh-CN"/>
+        </w:rPr>
+      </w:pPr>
+      <w:r>
+        <w:rPr>
+          <w:rStyle w:val="9"/>
+        </w:rPr>
+        <w:t>{ Test_LineCmd_Update,     10U, 0U },</w:t>
+      </w:r>
+      <w:r>
+        <w:rPr>
+          <w:rStyle w:val="9"/>
+          <w:rFonts w:hint="eastAsia"/>
+          <w:lang w:val="en-US" w:eastAsia="zh-CN"/>
+        </w:rPr>
+        <w:t xml:space="preserve">  \</w:t>
+      </w:r>
+    </w:p>
+    <w:p>
+      <w:pPr>
+        <w:pStyle w:val="5"/>
+        <w:keepNext w:val="0"/>
+        <w:keepLines w:val="0"/>
+        <w:widowControl/>
+        <w:suppressLineNumbers w:val="0"/>
+        <w:rPr>
+          <w:rFonts w:hint="default" w:eastAsia="宋体"/>
+          <w:lang w:val="en-US" w:eastAsia="zh-CN"/>
+        </w:rPr>
+      </w:pPr>
+      <w:r>
+        <w:rPr>
+          <w:rStyle w:val="9"/>
+        </w:rPr>
+        <w:t>{ Test_LineCmd_Log,       200U, 0U },</w:t>
+      </w:r>
+      <w:r>
+        <w:rPr>
+          <w:rStyle w:val="9"/>
+          <w:rFonts w:hint="eastAsia"/>
+          <w:lang w:val="en-US" w:eastAsia="zh-CN"/>
+        </w:rPr>
+        <w:t xml:space="preserve">  \</w:t>
+      </w:r>
+    </w:p>
+    <w:p>
+      <w:pPr>
+        <w:keepNext w:val="0"/>
+        <w:keepLines w:val="0"/>
+        <w:widowControl/>
+        <w:suppressLineNumbers w:val="0"/>
+      </w:pPr>
+      <w:r>
+        <w:rPr>
+          <w:rFonts w:ascii="Symbol" w:hAnsi="Symbol" w:eastAsia="Symbol" w:cs="Symbol"/>
+          <w:sz w:val="24"/>
+        </w:rPr>
+        <w:t>·</w:t>
+      </w:r>
+      <w:r>
+        <w:rPr>
+          <w:rFonts w:hint="eastAsia" w:ascii="宋体" w:hAnsi="宋体" w:eastAsia="宋体" w:cs="宋体"/>
+          <w:sz w:val="24"/>
+        </w:rPr>
+        <w:t xml:space="preserve">  </w:t>
+      </w:r>
+      <w:r>
+        <w:rPr>
+          <w:rStyle w:val="9"/>
+        </w:rPr>
+        <w:t>w</w:t>
+      </w:r>
+      <w:r>
+        <w:t>：将八路传感器全部放在白色区域，采集白色值。</w:t>
+      </w:r>
+    </w:p>
+    <w:p>
+      <w:pPr>
+        <w:keepNext w:val="0"/>
+        <w:keepLines w:val="0"/>
+        <w:widowControl/>
+        <w:suppressLineNumbers w:val="0"/>
+      </w:pPr>
+      <w:r>
+        <w:rPr>
+          <w:rFonts w:hint="default" w:ascii="Symbol" w:hAnsi="Symbol" w:eastAsia="Symbol" w:cs="Symbol"/>
+          <w:sz w:val="24"/>
+        </w:rPr>
+        <w:t>·</w:t>
+      </w:r>
+      <w:r>
+        <w:rPr>
+          <w:rFonts w:hint="eastAsia" w:ascii="宋体" w:hAnsi="宋体" w:eastAsia="宋体" w:cs="宋体"/>
+          <w:sz w:val="24"/>
+        </w:rPr>
+        <w:t xml:space="preserve">  </w:t>
+      </w:r>
+      <w:r>
+        <w:rPr>
+          <w:rStyle w:val="9"/>
+        </w:rPr>
+        <w:t>b</w:t>
+      </w:r>
+      <w:r>
+        <w:t>：将八路传感器全部放在黑色区域，采集黑色值。</w:t>
+      </w:r>
+    </w:p>
+    <w:p>
+      <w:pPr>
+        <w:keepNext w:val="0"/>
+        <w:keepLines w:val="0"/>
+        <w:widowControl/>
+        <w:suppressLineNumbers w:val="0"/>
+      </w:pPr>
+      <w:r>
+        <w:rPr>
+          <w:rFonts w:hint="default" w:ascii="Symbol" w:hAnsi="Symbol" w:eastAsia="Symbol" w:cs="Symbol"/>
+          <w:sz w:val="24"/>
+        </w:rPr>
+        <w:t>·</w:t>
+      </w:r>
+      <w:r>
+        <w:rPr>
+          <w:rFonts w:hint="eastAsia" w:ascii="宋体" w:hAnsi="宋体" w:eastAsia="宋体" w:cs="宋体"/>
+          <w:sz w:val="24"/>
+        </w:rPr>
+        <w:t xml:space="preserve">  </w:t>
+      </w:r>
+      <w:r>
+        <w:rPr>
+          <w:rStyle w:val="9"/>
+        </w:rPr>
+        <w:t>t</w:t>
+      </w:r>
+      <w:r>
+        <w:t>：根据白色和黑色值生成八路阈值。</w:t>
+      </w:r>
+    </w:p>
+    <w:p>
+      <w:pPr>
+        <w:keepNext w:val="0"/>
+        <w:keepLines w:val="0"/>
+        <w:widowControl/>
+        <w:suppressLineNumbers w:val="0"/>
+      </w:pPr>
+      <w:r>
+        <w:rPr>
+          <w:rFonts w:hint="default" w:ascii="Symbol" w:hAnsi="Symbol" w:eastAsia="Symbol" w:cs="Symbol"/>
+          <w:sz w:val="24"/>
+        </w:rPr>
+        <w:t>·</w:t>
+      </w:r>
+      <w:r>
+        <w:rPr>
+          <w:rFonts w:hint="eastAsia" w:ascii="宋体" w:hAnsi="宋体" w:eastAsia="宋体" w:cs="宋体"/>
+          <w:sz w:val="24"/>
+        </w:rPr>
+        <w:t xml:space="preserve">  </w:t>
+      </w:r>
+      <w:r>
+        <w:rPr>
+          <w:rStyle w:val="9"/>
+        </w:rPr>
+        <w:t>d</w:t>
+      </w:r>
+      <w:r>
+        <w:t>：恢复默认阈值。</w:t>
+      </w:r>
+    </w:p>
+    <w:p>
+      <w:pPr>
+        <w:keepNext w:val="0"/>
+        <w:keepLines w:val="0"/>
+        <w:widowControl/>
+        <w:suppressLineNumbers w:val="0"/>
+      </w:pPr>
+      <w:r>
+        <w:rPr>
+          <w:rFonts w:hint="default" w:ascii="Symbol" w:hAnsi="Symbol" w:eastAsia="Symbol" w:cs="Symbol"/>
+          <w:sz w:val="24"/>
+        </w:rPr>
+        <w:t>·</w:t>
+      </w:r>
+      <w:r>
+        <w:rPr>
+          <w:rFonts w:hint="eastAsia" w:ascii="宋体" w:hAnsi="宋体" w:eastAsia="宋体" w:cs="宋体"/>
+          <w:sz w:val="24"/>
+        </w:rPr>
+        <w:t xml:space="preserve">  </w:t>
+      </w:r>
+      <w:r>
+        <w:rPr>
+          <w:rStyle w:val="9"/>
+        </w:rPr>
+        <w:t>p</w:t>
+      </w:r>
+      <w:r>
+        <w:t>：立即打印一次完整数据。</w:t>
+      </w:r>
+    </w:p>
+    <w:p>
+      <w:pPr>
+        <w:keepNext w:val="0"/>
+        <w:keepLines w:val="0"/>
+        <w:widowControl/>
+        <w:suppressLineNumbers w:val="0"/>
+      </w:pPr>
+      <w:r>
+        <w:rPr>
+          <w:rFonts w:hint="default" w:ascii="Symbol" w:hAnsi="Symbol" w:eastAsia="Symbol" w:cs="Symbol"/>
+          <w:sz w:val="24"/>
+        </w:rPr>
+        <w:t>·</w:t>
+      </w:r>
+      <w:r>
+        <w:rPr>
+          <w:rFonts w:hint="eastAsia" w:ascii="宋体" w:hAnsi="宋体" w:eastAsia="宋体" w:cs="宋体"/>
+          <w:sz w:val="24"/>
+        </w:rPr>
+        <w:t xml:space="preserve">  </w:t>
+      </w:r>
+      <w:r>
+        <w:rPr>
+          <w:rStyle w:val="9"/>
+        </w:rPr>
+        <w:t>k</w:t>
+      </w:r>
+      <w:r>
+        <w:t>：扫描 I2C1 设备。</w:t>
+      </w:r>
+    </w:p>
+    <w:p>
+      <w:pPr>
+        <w:keepNext w:val="0"/>
+        <w:keepLines w:val="0"/>
+        <w:widowControl/>
+        <w:suppressLineNumbers w:val="0"/>
+      </w:pPr>
+      <w:r>
+        <w:rPr>
+          <w:rFonts w:hint="default" w:ascii="Symbol" w:hAnsi="Symbol" w:eastAsia="Symbol" w:cs="Symbol"/>
+          <w:sz w:val="24"/>
+        </w:rPr>
+        <w:t>·</w:t>
+      </w:r>
+      <w:r>
+        <w:rPr>
+          <w:rFonts w:hint="eastAsia" w:ascii="宋体" w:hAnsi="宋体" w:eastAsia="宋体" w:cs="宋体"/>
+          <w:sz w:val="24"/>
+        </w:rPr>
+        <w:t xml:space="preserve">  </w:t>
+      </w:r>
+      <w:r>
+        <w:rPr>
+          <w:rStyle w:val="9"/>
+        </w:rPr>
+        <w:t>1</w:t>
+      </w:r>
+      <w:r>
+        <w:t>：进入循迹运行状态。</w:t>
+      </w:r>
+    </w:p>
+    <w:p>
+      <w:pPr>
+        <w:keepNext w:val="0"/>
+        <w:keepLines w:val="0"/>
+        <w:widowControl/>
+        <w:suppressLineNumbers w:val="0"/>
+      </w:pPr>
+      <w:r>
+        <w:rPr>
+          <w:rFonts w:hint="default" w:ascii="Symbol" w:hAnsi="Symbol" w:eastAsia="Symbol" w:cs="Symbol"/>
+          <w:sz w:val="24"/>
+        </w:rPr>
+        <w:t>·</w:t>
+      </w:r>
+      <w:r>
+        <w:rPr>
+          <w:rFonts w:hint="eastAsia" w:ascii="宋体" w:hAnsi="宋体" w:eastAsia="宋体" w:cs="宋体"/>
+          <w:sz w:val="24"/>
+        </w:rPr>
+        <w:t xml:space="preserve">  </w:t>
+      </w:r>
+      <w:r>
+        <w:rPr>
+          <w:rStyle w:val="9"/>
+        </w:rPr>
+        <w:t>0</w:t>
+      </w:r>
+      <w:r>
+        <w:t xml:space="preserve"> 或 </w:t>
+      </w:r>
+      <w:r>
+        <w:rPr>
+          <w:rStyle w:val="9"/>
+        </w:rPr>
+        <w:t>x</w:t>
+      </w:r>
+      <w:r>
+        <w:t>：停止循迹状态。</w:t>
+      </w:r>
+    </w:p>
+    <w:p>
+      <w:pPr>
+        <w:pStyle w:val="2"/>
+        <w:keepNext w:val="0"/>
+        <w:keepLines w:val="0"/>
+        <w:widowControl/>
+        <w:numPr>
+          <w:ilvl w:val="0"/>
+          <w:numId w:val="1"/>
+        </w:numPr>
+        <w:suppressLineNumbers w:val="0"/>
+        <w:ind w:left="425" w:leftChars="0" w:hanging="425" w:firstLineChars="0"/>
+        <w:jc w:val="left"/>
+        <w:rPr>
+          <w:rFonts w:hint="eastAsia"/>
+          <w:lang w:val="en-US" w:eastAsia="zh-CN"/>
+        </w:rPr>
+      </w:pPr>
+      <w:r>
+        <w:rPr>
+          <w:rFonts w:hint="eastAsia"/>
+          <w:lang w:val="en-US" w:eastAsia="zh-CN"/>
+        </w:rPr>
+        <w:t>lcd测试</w:t>
+      </w:r>
+    </w:p>
+    <w:p>
+      <w:pPr>
+        <w:pStyle w:val="3"/>
+        <w:keepNext w:val="0"/>
+        <w:keepLines w:val="0"/>
+        <w:widowControl/>
+        <w:numPr>
+          <w:ilvl w:val="0"/>
+          <w:numId w:val="2"/>
+        </w:numPr>
+        <w:suppressLineNumbers w:val="0"/>
+        <w:ind w:left="425" w:leftChars="0" w:hanging="425" w:firstLineChars="0"/>
+        <w:jc w:val="left"/>
+        <w:outlineLvl w:val="1"/>
+        <w:rPr>
+          <w:rFonts w:hint="default"/>
+          <w:lang w:val="en-US" w:eastAsia="zh-CN"/>
+        </w:rPr>
+      </w:pPr>
+      <w:r>
+        <w:rPr>
+          <w:rFonts w:hint="eastAsia"/>
+          <w:lang w:val="en-US" w:eastAsia="zh-CN"/>
+        </w:rPr>
+        <w:t>普通测试注册任务</w:t>
+      </w:r>
+    </w:p>
+    <w:p>
+      <w:pPr>
+        <w:pStyle w:val="5"/>
+        <w:keepNext w:val="0"/>
+        <w:keepLines w:val="0"/>
+        <w:widowControl/>
+        <w:suppressLineNumbers w:val="0"/>
+        <w:rPr>
+          <w:rStyle w:val="9"/>
+        </w:rPr>
+      </w:pPr>
+      <w:r>
+        <w:rPr>
+          <w:rStyle w:val="9"/>
+        </w:rPr>
+        <w:t>Task_t task_list[] = {</w:t>
+      </w:r>
+    </w:p>
+    <w:p>
+      <w:pPr>
+        <w:pStyle w:val="5"/>
+        <w:keepNext w:val="0"/>
+        <w:keepLines w:val="0"/>
+        <w:widowControl/>
+        <w:suppressLineNumbers w:val="0"/>
+        <w:ind w:firstLine="400" w:firstLineChars="200"/>
+        <w:rPr>
+          <w:rStyle w:val="9"/>
+          <w:rFonts w:hint="default" w:eastAsia="宋体"/>
+          <w:lang w:val="en-US" w:eastAsia="zh-CN"/>
+        </w:rPr>
+      </w:pPr>
+      <w:r>
+        <w:rPr>
+          <w:rStyle w:val="9"/>
+        </w:rPr>
+        <w:t>{ Test_GPIO_Toggle,        100U, 0U },</w:t>
+      </w:r>
+      <w:r>
+        <w:rPr>
+          <w:rStyle w:val="9"/>
+          <w:rFonts w:hint="eastAsia"/>
+          <w:lang w:val="en-US" w:eastAsia="zh-CN"/>
+        </w:rPr>
+        <w:t xml:space="preserve">   \</w:t>
+      </w:r>
+    </w:p>
+    <w:p>
+      <w:pPr>
+        <w:pStyle w:val="5"/>
+        <w:keepNext w:val="0"/>
+        <w:keepLines w:val="0"/>
+        <w:widowControl/>
+        <w:suppressLineNumbers w:val="0"/>
+        <w:ind w:firstLine="400"/>
+        <w:rPr>
+          <w:rStyle w:val="9"/>
+          <w:rFonts w:hint="eastAsia"/>
+          <w:lang w:val="en-US" w:eastAsia="zh-CN"/>
+        </w:rPr>
+      </w:pPr>
+      <w:r>
+        <w:rPr>
+          <w:rStyle w:val="9"/>
+        </w:rPr>
+        <w:t>{ AppTask_BSP_Background,    1U, 0U },</w:t>
+      </w:r>
+      <w:r>
+        <w:rPr>
+          <w:rStyle w:val="9"/>
+          <w:rFonts w:hint="eastAsia"/>
+          <w:lang w:val="en-US" w:eastAsia="zh-CN"/>
+        </w:rPr>
+        <w:t xml:space="preserve">  \</w:t>
+      </w:r>
+    </w:p>
+    <w:p>
+      <w:pPr>
+        <w:pStyle w:val="5"/>
+        <w:keepNext w:val="0"/>
+        <w:keepLines w:val="0"/>
+        <w:widowControl/>
+        <w:suppressLineNumbers w:val="0"/>
+        <w:ind w:firstLine="400"/>
+        <w:rPr>
+          <w:rStyle w:val="9"/>
+          <w:rFonts w:hint="default"/>
+          <w:lang w:val="en-US" w:eastAsia="zh-CN"/>
+        </w:rPr>
+      </w:pPr>
+      <w:r>
+        <w:rPr>
+          <w:rStyle w:val="9"/>
+        </w:rPr>
+        <w:t>{ Test_LCD_Ascii_Update,     50U, 0U },</w:t>
+      </w:r>
+      <w:r>
+        <w:rPr>
+          <w:rStyle w:val="9"/>
+          <w:rFonts w:hint="eastAsia"/>
+          <w:lang w:val="en-US" w:eastAsia="zh-CN"/>
+        </w:rPr>
+        <w:t xml:space="preserve">  \</w:t>
+      </w:r>
+    </w:p>
+    <w:p>
+      <w:pPr>
+        <w:pStyle w:val="5"/>
+        <w:keepNext w:val="0"/>
+        <w:keepLines w:val="0"/>
+        <w:widowControl/>
+        <w:suppressLineNumbers w:val="0"/>
+        <w:rPr>
+          <w:rStyle w:val="9"/>
+        </w:rPr>
+      </w:pPr>
+      <w:r>
+        <w:rPr>
+          <w:rStyle w:val="9"/>
+        </w:rPr>
+        <w:t>};</w:t>
+      </w:r>
+    </w:p>
+    <w:p>
+      <w:pPr>
+        <w:pStyle w:val="5"/>
+        <w:keepNext w:val="0"/>
+        <w:keepLines w:val="0"/>
+        <w:widowControl/>
+        <w:suppressLineNumbers w:val="0"/>
+        <w:ind w:left="600" w:hanging="600" w:hangingChars="300"/>
+        <w:rPr>
+          <w:rStyle w:val="9"/>
+          <w:rFonts w:hint="eastAsia"/>
+          <w:lang w:val="en-US" w:eastAsia="zh-CN"/>
+        </w:rPr>
+      </w:pPr>
+      <w:r>
+        <w:rPr>
+          <w:rStyle w:val="9"/>
+          <w:rFonts w:hint="eastAsia"/>
+          <w:lang w:val="en-US" w:eastAsia="zh-CN"/>
+        </w:rPr>
+        <w:t>注意：</w:t>
+      </w:r>
+      <w:r>
+        <w:rPr>
+          <w:rStyle w:val="9"/>
+          <w:rFonts w:hint="eastAsia"/>
+        </w:rPr>
+        <w:t>LCD_Update</w:t>
+      </w:r>
+      <w:r>
+        <w:rPr>
+          <w:rStyle w:val="9"/>
+          <w:rFonts w:hint="eastAsia"/>
+          <w:lang w:val="en-US" w:eastAsia="zh-CN"/>
+        </w:rPr>
+        <w:t>是周期性更新lcd，不能和</w:t>
+      </w:r>
+      <w:r>
+        <w:rPr>
+          <w:rStyle w:val="9"/>
+        </w:rPr>
+        <w:t xml:space="preserve"> Test_LCD_Ascii_Update</w:t>
+      </w:r>
+      <w:r>
+        <w:rPr>
+          <w:rStyle w:val="9"/>
+          <w:rFonts w:hint="eastAsia"/>
+          <w:lang w:val="en-US" w:eastAsia="zh-CN"/>
+        </w:rPr>
+        <w:t>同时使用，</w:t>
+      </w:r>
+      <w:r>
+        <w:rPr>
+          <w:rStyle w:val="9"/>
+        </w:rPr>
+        <w:t>Test_LCD_Ascii_Update</w:t>
+      </w:r>
+      <w:r>
+        <w:rPr>
+          <w:rStyle w:val="9"/>
+          <w:rFonts w:hint="eastAsia"/>
+          <w:lang w:val="en-US" w:eastAsia="zh-CN"/>
+        </w:rPr>
+        <w:t>只是测试lcd功能</w:t>
+      </w:r>
+    </w:p>
+    <w:p>
+      <w:pPr>
+        <w:pStyle w:val="3"/>
+        <w:keepNext w:val="0"/>
+        <w:keepLines w:val="0"/>
+        <w:widowControl/>
+        <w:numPr>
+          <w:ilvl w:val="0"/>
+          <w:numId w:val="2"/>
+        </w:numPr>
+        <w:suppressLineNumbers w:val="0"/>
+        <w:ind w:left="425" w:leftChars="0" w:hanging="425" w:firstLineChars="0"/>
+        <w:jc w:val="left"/>
+        <w:outlineLvl w:val="1"/>
+        <w:rPr>
+          <w:rFonts w:hint="default"/>
+          <w:b/>
+          <w:lang w:val="en-US" w:eastAsia="zh-CN"/>
+        </w:rPr>
+      </w:pPr>
+      <w:r>
+        <w:rPr>
+          <w:rFonts w:hint="eastAsia"/>
+          <w:b/>
+          <w:lang w:val="en-US" w:eastAsia="zh-CN"/>
+        </w:rPr>
+        <w:t>周期性调用lcd注册函数：</w:t>
+      </w:r>
+    </w:p>
+    <w:p>
+      <w:pPr>
+        <w:pStyle w:val="5"/>
+        <w:keepNext w:val="0"/>
+        <w:keepLines w:val="0"/>
+        <w:widowControl/>
+        <w:suppressLineNumbers w:val="0"/>
+        <w:ind w:firstLine="400" w:firstLineChars="200"/>
+        <w:rPr>
+          <w:rStyle w:val="9"/>
+          <w:rFonts w:hint="eastAsia" w:cs="Times New Roman"/>
+          <w:lang w:val="en-US" w:eastAsia="zh-CN"/>
+        </w:rPr>
+      </w:pPr>
+      <w:r>
+        <w:rPr>
+          <w:rStyle w:val="9"/>
+          <w:rFonts w:hint="eastAsia" w:cs="Times New Roman"/>
+          <w:lang w:val="en-US" w:eastAsia="zh-CN"/>
+        </w:rPr>
+        <w:t>{ Test_GPIO_Toggle,        100U, 0U },   \</w:t>
+      </w:r>
+    </w:p>
+    <w:p>
+      <w:pPr>
+        <w:pStyle w:val="5"/>
+        <w:keepNext w:val="0"/>
+        <w:keepLines w:val="0"/>
+        <w:widowControl/>
+        <w:suppressLineNumbers w:val="0"/>
+        <w:ind w:firstLine="400" w:firstLineChars="200"/>
+        <w:rPr>
+          <w:rStyle w:val="9"/>
+          <w:rFonts w:hint="eastAsia" w:cs="Times New Roman"/>
+          <w:lang w:val="en-US" w:eastAsia="zh-CN"/>
+        </w:rPr>
+      </w:pPr>
+      <w:r>
+        <w:rPr>
+          <w:rStyle w:val="9"/>
+          <w:rFonts w:hint="eastAsia" w:cs="Times New Roman"/>
+          <w:lang w:val="en-US" w:eastAsia="zh-CN"/>
+        </w:rPr>
+        <w:t>{ AppTask_BSP_Background,    1U, 0U },  \</w:t>
+      </w:r>
+    </w:p>
+    <w:p>
+      <w:pPr>
+        <w:pStyle w:val="5"/>
+        <w:keepNext w:val="0"/>
+        <w:keepLines w:val="0"/>
+        <w:widowControl/>
+        <w:suppressLineNumbers w:val="0"/>
+        <w:ind w:firstLine="400" w:firstLineChars="200"/>
+        <w:rPr>
+          <w:rStyle w:val="9"/>
+          <w:rFonts w:hint="eastAsia" w:cs="Times New Roman"/>
+          <w:lang w:val="en-US" w:eastAsia="zh-CN"/>
+        </w:rPr>
+      </w:pPr>
+      <w:r>
+        <w:rPr>
+          <w:rStyle w:val="9"/>
+          <w:rFonts w:hint="eastAsia" w:cs="Times New Roman"/>
+          <w:lang w:val="en-US" w:eastAsia="zh-CN"/>
+        </w:rPr>
+        <w:t>{ Sensor_Update,             1U,   0U },  \</w:t>
+      </w:r>
+    </w:p>
+    <w:p>
+      <w:pPr>
+        <w:pStyle w:val="5"/>
+        <w:keepNext w:val="0"/>
+        <w:keepLines w:val="0"/>
+        <w:widowControl/>
+        <w:suppressLineNumbers w:val="0"/>
+        <w:ind w:firstLine="400" w:firstLineChars="200"/>
+        <w:rPr>
+          <w:rStyle w:val="9"/>
+          <w:rFonts w:hint="eastAsia" w:cs="Times New Roman"/>
+          <w:lang w:val="en-US" w:eastAsia="zh-CN"/>
+        </w:rPr>
+      </w:pPr>
+      <w:r>
+        <w:rPr>
+          <w:rStyle w:val="9"/>
+          <w:rFonts w:hint="eastAsia" w:cs="Times New Roman"/>
+          <w:lang w:val="en-US" w:eastAsia="zh-CN"/>
+        </w:rPr>
+        <w:t>{ Encoder_Update,           10U,   0U },  \</w:t>
+      </w:r>
+    </w:p>
+    <w:p>
+      <w:pPr>
+        <w:pStyle w:val="5"/>
+        <w:keepNext w:val="0"/>
+        <w:keepLines w:val="0"/>
+        <w:widowControl/>
+        <w:suppressLineNumbers w:val="0"/>
+        <w:ind w:firstLine="400" w:firstLineChars="200"/>
+        <w:rPr>
+          <w:rStyle w:val="9"/>
+          <w:rFonts w:hint="eastAsia" w:cs="Times New Roman"/>
+          <w:lang w:val="en-US" w:eastAsia="zh-CN"/>
+        </w:rPr>
+      </w:pPr>
+      <w:r>
+        <w:rPr>
+          <w:rStyle w:val="9"/>
+          <w:rFonts w:hint="eastAsia" w:cs="Times New Roman"/>
+          <w:lang w:val="en-US" w:eastAsia="zh-CN"/>
+        </w:rPr>
+        <w:t>{ LineTrack_Update,         10U,   0U },  \</w:t>
+      </w:r>
+    </w:p>
+    <w:p>
+      <w:pPr>
+        <w:pStyle w:val="5"/>
+        <w:keepNext w:val="0"/>
+        <w:keepLines w:val="0"/>
+        <w:widowControl/>
+        <w:suppressLineNumbers w:val="0"/>
+        <w:ind w:firstLine="400" w:firstLineChars="200"/>
+        <w:rPr>
+          <w:rStyle w:val="9"/>
+          <w:rFonts w:hint="eastAsia" w:cs="Times New Roman"/>
+          <w:lang w:val="en-US" w:eastAsia="zh-CN"/>
+        </w:rPr>
+      </w:pPr>
+      <w:r>
+        <w:rPr>
+          <w:rStyle w:val="9"/>
+          <w:rFonts w:hint="eastAsia" w:cs="Times New Roman"/>
+          <w:lang w:val="en-US" w:eastAsia="zh-CN"/>
+        </w:rPr>
+        <w:t>{ Chassis_Update,           10U,   0U },  \</w:t>
+      </w:r>
+    </w:p>
+    <w:p>
+      <w:pPr>
+        <w:pStyle w:val="5"/>
+        <w:keepNext w:val="0"/>
+        <w:keepLines w:val="0"/>
+        <w:widowControl/>
+        <w:suppressLineNumbers w:val="0"/>
+        <w:ind w:firstLine="400" w:firstLineChars="200"/>
+        <w:rPr>
+          <w:rStyle w:val="9"/>
+          <w:rFonts w:hint="eastAsia" w:cs="Times New Roman"/>
+          <w:lang w:val="en-US" w:eastAsia="zh-CN"/>
+        </w:rPr>
+      </w:pPr>
+      <w:r>
+        <w:rPr>
+          <w:rStyle w:val="9"/>
+          <w:rFonts w:hint="eastAsia" w:cs="Times New Roman"/>
+          <w:lang w:val="en-US" w:eastAsia="zh-CN"/>
+        </w:rPr>
+        <w:t>{ LCD_Update,             20U,   0U },   \</w:t>
+      </w:r>
+    </w:p>
+    <w:p>
+      <w:pPr>
+        <w:pStyle w:val="5"/>
+        <w:keepNext w:val="0"/>
+        <w:keepLines w:val="0"/>
+        <w:widowControl/>
+        <w:suppressLineNumbers w:val="0"/>
+        <w:ind w:firstLine="600" w:firstLineChars="300"/>
+        <w:rPr>
+          <w:rStyle w:val="9"/>
+          <w:rFonts w:hint="eastAsia"/>
+        </w:rPr>
+      </w:pPr>
+      <w:r>
+        <w:rPr>
+          <w:rStyle w:val="9"/>
+          <w:rFonts w:hint="eastAsia"/>
+          <w:lang w:val="en-US" w:eastAsia="zh-CN"/>
+        </w:rPr>
+        <w:t>注意：①想要运行时周期性调用lcd只能注册</w:t>
+      </w:r>
+      <w:r>
+        <w:rPr>
+          <w:rStyle w:val="9"/>
+          <w:rFonts w:hint="eastAsia"/>
+        </w:rPr>
+        <w:t>LCD_Update</w:t>
+      </w:r>
+    </w:p>
+    <w:p>
+      <w:pPr>
+        <w:pStyle w:val="5"/>
+        <w:keepNext w:val="0"/>
+        <w:keepLines w:val="0"/>
+        <w:widowControl/>
+        <w:suppressLineNumbers w:val="0"/>
+        <w:ind w:left="1397" w:leftChars="570" w:hanging="200" w:hangingChars="100"/>
+        <w:rPr>
+          <w:rStyle w:val="9"/>
+          <w:rFonts w:hint="eastAsia"/>
+          <w:lang w:val="en-US" w:eastAsia="zh-CN"/>
+        </w:rPr>
+      </w:pPr>
+      <w:r>
+        <w:rPr>
+          <w:rStyle w:val="9"/>
+          <w:rFonts w:hint="eastAsia"/>
+          <w:lang w:val="en-US" w:eastAsia="zh-CN"/>
+        </w:rPr>
+        <w:t>②想要修改lcd显示的内容只能修改文件lcd_ui中的函数void LcdUi_ShowDashboard(void)的内容</w:t>
+      </w:r>
+    </w:p>
+    <w:p>
+      <w:pPr>
+        <w:pStyle w:val="5"/>
+        <w:keepNext w:val="0"/>
+        <w:keepLines w:val="0"/>
+        <w:widowControl/>
+        <w:suppressLineNumbers w:val="0"/>
+        <w:rPr>
+          <w:rStyle w:val="9"/>
+          <w:rFonts w:hint="eastAsia"/>
+          <w:b/>
+          <w:bCs/>
+          <w:lang w:val="en-US" w:eastAsia="zh-CN"/>
+        </w:rPr>
+      </w:pPr>
+      <w:r>
+        <w:rPr>
+          <w:rStyle w:val="9"/>
+          <w:rFonts w:hint="eastAsia"/>
+          <w:b/>
+          <w:bCs/>
+          <w:lang w:val="en-US" w:eastAsia="zh-CN"/>
+        </w:rPr>
+        <w:t>Lcd显示内容和含义</w:t>
+      </w:r>
+    </w:p>
+    <w:p>
+      <w:pPr>
+        <w:pStyle w:val="5"/>
+        <w:keepNext w:val="0"/>
+        <w:keepLines w:val="0"/>
+        <w:widowControl/>
+        <w:suppressLineNumbers w:val="0"/>
+        <w:rPr>
+          <w:rStyle w:val="9"/>
+        </w:rPr>
+      </w:pPr>
+      <w:r>
+        <w:rPr>
+          <w:rStyle w:val="9"/>
+        </w:rPr>
+        <w:t>TRACETRACK DASHBOARD</w:t>
+      </w:r>
+    </w:p>
+    <w:p>
+      <w:pPr>
+        <w:pStyle w:val="5"/>
+        <w:keepNext w:val="0"/>
+        <w:keepLines w:val="0"/>
+        <w:widowControl/>
+        <w:suppressLineNumbers w:val="0"/>
+        <w:rPr>
+          <w:rStyle w:val="9"/>
+        </w:rPr>
+      </w:pPr>
+      <w:r>
+        <w:rPr>
+          <w:rStyle w:val="9"/>
+        </w:rPr>
+        <w:t>IMU:OK MAG:HU</w:t>
+      </w:r>
+    </w:p>
+    <w:p>
+      <w:pPr>
+        <w:pStyle w:val="5"/>
+        <w:keepNext w:val="0"/>
+        <w:keepLines w:val="0"/>
+        <w:widowControl/>
+        <w:suppressLineNumbers w:val="0"/>
+        <w:rPr>
+          <w:rStyle w:val="9"/>
+        </w:rPr>
+      </w:pPr>
+      <w:r>
+        <w:rPr>
+          <w:rStyle w:val="9"/>
+        </w:rPr>
+        <w:t>R:+1.2 P:-0.5</w:t>
+      </w:r>
+    </w:p>
+    <w:p>
+      <w:pPr>
+        <w:pStyle w:val="5"/>
+        <w:keepNext w:val="0"/>
+        <w:keepLines w:val="0"/>
+        <w:widowControl/>
+        <w:suppressLineNumbers w:val="0"/>
+        <w:rPr>
+          <w:rStyle w:val="9"/>
+        </w:rPr>
+      </w:pPr>
+      <w:r>
+        <w:rPr>
+          <w:rStyle w:val="9"/>
+        </w:rPr>
+        <w:t>YAW:+90.3 DEG</w:t>
+      </w:r>
+    </w:p>
+    <w:p>
+      <w:pPr>
+        <w:pStyle w:val="5"/>
+        <w:keepNext w:val="0"/>
+        <w:keepLines w:val="0"/>
+        <w:widowControl/>
+        <w:suppressLineNumbers w:val="0"/>
+        <w:rPr>
+          <w:rStyle w:val="9"/>
+        </w:rPr>
+      </w:pPr>
+      <w:r>
+        <w:rPr>
+          <w:rStyle w:val="9"/>
+        </w:rPr>
+        <w:t>LINE:RUN SINGLE</w:t>
+      </w:r>
+    </w:p>
+    <w:p>
+      <w:pPr>
+        <w:pStyle w:val="5"/>
+        <w:keepNext w:val="0"/>
+        <w:keepLines w:val="0"/>
+        <w:widowControl/>
+        <w:suppressLineNumbers w:val="0"/>
+        <w:rPr>
+          <w:rStyle w:val="9"/>
+        </w:rPr>
+      </w:pPr>
+      <w:r>
+        <w:rPr>
+          <w:rStyle w:val="9"/>
+        </w:rPr>
+        <w:t>MASK:18 ERR:-250</w:t>
+      </w:r>
+    </w:p>
+    <w:p>
+      <w:pPr>
+        <w:pStyle w:val="5"/>
+        <w:keepNext w:val="0"/>
+        <w:keepLines w:val="0"/>
+        <w:widowControl/>
+        <w:suppressLineNumbers w:val="0"/>
+        <w:rPr>
+          <w:rStyle w:val="9"/>
+        </w:rPr>
+      </w:pPr>
+      <w:r>
+        <w:rPr>
+          <w:rStyle w:val="9"/>
+        </w:rPr>
+        <w:t>TGT L:600 R:600</w:t>
+      </w:r>
+    </w:p>
+    <w:p>
+      <w:pPr>
+        <w:pStyle w:val="5"/>
+        <w:keepNext w:val="0"/>
+        <w:keepLines w:val="0"/>
+        <w:widowControl/>
+        <w:suppressLineNumbers w:val="0"/>
+        <w:rPr>
+          <w:rStyle w:val="9"/>
+        </w:rPr>
+      </w:pPr>
+      <w:r>
+        <w:rPr>
+          <w:rStyle w:val="9"/>
+        </w:rPr>
+        <w:t>FB L:590 R:610</w:t>
+      </w:r>
+    </w:p>
+    <w:p>
+      <w:pPr>
+        <w:pStyle w:val="5"/>
+        <w:keepNext w:val="0"/>
+        <w:keepLines w:val="0"/>
+        <w:widowControl/>
+        <w:suppressLineNumbers w:val="0"/>
+        <w:rPr>
+          <w:rStyle w:val="9"/>
+        </w:rPr>
+      </w:pPr>
+      <w:r>
+        <w:rPr>
+          <w:rStyle w:val="9"/>
+        </w:rPr>
+        <w:t>PWM L:80 R:72</w:t>
+      </w:r>
+    </w:p>
+    <w:p>
+      <w:pPr>
+        <w:pStyle w:val="5"/>
+        <w:keepNext w:val="0"/>
+        <w:keepLines w:val="0"/>
+        <w:widowControl/>
+        <w:suppressLineNumbers w:val="0"/>
+        <w:rPr>
+          <w:rStyle w:val="9"/>
+        </w:rPr>
+      </w:pPr>
+      <w:r>
+        <w:rPr>
+          <w:rStyle w:val="9"/>
+        </w:rPr>
+        <w:t>TOF:350 MM</w:t>
+      </w:r>
+    </w:p>
+    <w:p>
+      <w:pPr>
+        <w:pStyle w:val="6"/>
+        <w:keepNext w:val="0"/>
+        <w:keepLines w:val="0"/>
+        <w:widowControl/>
+        <w:suppressLineNumbers w:val="0"/>
+        <w:rPr>
+          <w:rFonts w:hint="eastAsia"/>
+          <w:lang w:val="en-US" w:eastAsia="zh-CN"/>
+        </w:rPr>
+      </w:pPr>
+      <w:r>
+        <w:rPr>
+          <w:rFonts w:hint="eastAsia"/>
+          <w:lang w:val="en-US" w:eastAsia="zh-CN"/>
+        </w:rPr>
+        <w:t>含义：</w:t>
+      </w:r>
       <w:bookmarkStart w:id="0" w:name="_GoBack"/>
       <w:bookmarkEnd w:id="0"/>
     </w:p>
     <w:p>
       <w:pPr>
+        <w:keepNext w:val="0"/>
+        <w:keepLines w:val="0"/>
+        <w:widowControl/>
+        <w:numPr>
+          <w:ilvl w:val="0"/>
+          <w:numId w:val="3"/>
+        </w:numPr>
+        <w:suppressLineNumbers w:val="0"/>
+        <w:spacing w:before="0" w:beforeAutospacing="1" w:after="0" w:afterAutospacing="1"/>
+        <w:ind w:left="720" w:hanging="360"/>
+      </w:pPr>
+      <w:r>
+        <w:rPr>
+          <w:rStyle w:val="9"/>
+        </w:rPr>
+        <w:t>H</w:t>
+      </w:r>
+      <w:r>
+        <w:t>：磁力计健康</w:t>
+      </w:r>
+    </w:p>
+    <w:p>
+      <w:pPr>
+        <w:keepNext w:val="0"/>
+        <w:keepLines w:val="0"/>
+        <w:widowControl/>
+        <w:numPr>
+          <w:ilvl w:val="0"/>
+          <w:numId w:val="3"/>
+        </w:numPr>
+        <w:suppressLineNumbers w:val="0"/>
+        <w:spacing w:before="0" w:beforeAutospacing="1" w:after="0" w:afterAutospacing="1"/>
+        <w:ind w:left="720" w:hanging="360"/>
+      </w:pPr>
+      <w:r>
+        <w:rPr>
+          <w:rStyle w:val="9"/>
+        </w:rPr>
+        <w:t>U</w:t>
+      </w:r>
+      <w:r>
+        <w:t>：当前正在使用磁力计修正</w:t>
+      </w:r>
+    </w:p>
+    <w:p>
+      <w:pPr>
+        <w:keepNext w:val="0"/>
+        <w:keepLines w:val="0"/>
+        <w:widowControl/>
+        <w:numPr>
+          <w:ilvl w:val="0"/>
+          <w:numId w:val="3"/>
+        </w:numPr>
+        <w:suppressLineNumbers w:val="0"/>
+        <w:spacing w:before="0" w:beforeAutospacing="1" w:after="0" w:afterAutospacing="1"/>
+        <w:ind w:left="720" w:hanging="360"/>
+      </w:pPr>
+      <w:r>
+        <w:rPr>
+          <w:rStyle w:val="9"/>
+        </w:rPr>
+        <w:t>MASK</w:t>
+      </w:r>
+      <w:r>
+        <w:t>：8路灰度黑线掩码</w:t>
+      </w:r>
+    </w:p>
+    <w:p>
+      <w:pPr>
+        <w:keepNext w:val="0"/>
+        <w:keepLines w:val="0"/>
+        <w:widowControl/>
+        <w:numPr>
+          <w:ilvl w:val="0"/>
+          <w:numId w:val="3"/>
+        </w:numPr>
+        <w:suppressLineNumbers w:val="0"/>
+        <w:spacing w:before="0" w:beforeAutospacing="1" w:after="0" w:afterAutospacing="1"/>
+        <w:ind w:left="720" w:hanging="360"/>
+      </w:pPr>
+      <w:r>
+        <w:rPr>
+          <w:rStyle w:val="9"/>
+        </w:rPr>
+        <w:t>ERR</w:t>
+      </w:r>
+      <w:r>
+        <w:t>：循迹位置误差</w:t>
+      </w:r>
+    </w:p>
+    <w:p>
+      <w:pPr>
+        <w:keepNext w:val="0"/>
+        <w:keepLines w:val="0"/>
+        <w:widowControl/>
+        <w:numPr>
+          <w:ilvl w:val="0"/>
+          <w:numId w:val="3"/>
+        </w:numPr>
+        <w:suppressLineNumbers w:val="0"/>
+        <w:spacing w:before="0" w:beforeAutospacing="1" w:after="0" w:afterAutospacing="1"/>
+        <w:ind w:left="720" w:hanging="360"/>
+      </w:pPr>
+      <w:r>
+        <w:rPr>
+          <w:rStyle w:val="9"/>
+        </w:rPr>
+        <w:t>TGT</w:t>
+      </w:r>
+      <w:r>
+        <w:t>：目标编码器速度</w:t>
+      </w:r>
+    </w:p>
+    <w:p>
+      <w:pPr>
+        <w:keepNext w:val="0"/>
+        <w:keepLines w:val="0"/>
+        <w:widowControl/>
+        <w:numPr>
+          <w:ilvl w:val="0"/>
+          <w:numId w:val="3"/>
+        </w:numPr>
+        <w:suppressLineNumbers w:val="0"/>
+        <w:spacing w:before="0" w:beforeAutospacing="1" w:after="0" w:afterAutospacing="1"/>
+        <w:ind w:left="720" w:hanging="360"/>
+      </w:pPr>
+      <w:r>
+        <w:rPr>
+          <w:rStyle w:val="9"/>
+        </w:rPr>
+        <w:t>FB</w:t>
+      </w:r>
+      <w:r>
+        <w:t>：编码器实际反馈速度</w:t>
+      </w:r>
+    </w:p>
+    <w:p>
+      <w:pPr>
+        <w:pStyle w:val="5"/>
+        <w:keepNext w:val="0"/>
+        <w:keepLines w:val="0"/>
+        <w:widowControl/>
+        <w:suppressLineNumbers w:val="0"/>
+        <w:rPr>
+          <w:rStyle w:val="9"/>
+          <w:rFonts w:hint="default"/>
+          <w:lang w:val="en-US" w:eastAsia="zh-CN"/>
+        </w:rPr>
+      </w:pPr>
+    </w:p>
+    <w:p>
+      <w:pPr>
+        <w:pStyle w:val="2"/>
+        <w:keepNext w:val="0"/>
+        <w:keepLines w:val="0"/>
+        <w:widowControl/>
+        <w:numPr>
+          <w:ilvl w:val="0"/>
+          <w:numId w:val="1"/>
+        </w:numPr>
+        <w:suppressLineNumbers w:val="0"/>
+        <w:ind w:left="425" w:leftChars="0" w:hanging="425" w:firstLineChars="0"/>
+        <w:jc w:val="left"/>
+        <w:rPr>
+          <w:rFonts w:hint="eastAsia"/>
+          <w:b/>
+          <w:lang w:val="en-US" w:eastAsia="zh-CN"/>
+        </w:rPr>
+      </w:pPr>
+      <w:r>
+        <w:rPr>
+          <w:rFonts w:hint="eastAsia"/>
+          <w:b/>
+          <w:lang w:val="en-US" w:eastAsia="zh-CN"/>
+        </w:rPr>
+        <w:t>OLED测试</w:t>
+      </w:r>
+    </w:p>
+    <w:p>
+      <w:pPr>
         <w:pStyle w:val="3"/>
         <w:keepNext w:val="0"/>
         <w:keepLines w:val="0"/>
         <w:widowControl/>
-        <w:suppressLineNumbers w:val="0"/>
-        <w:rPr>
-          <w:rStyle w:val="7"/>
-        </w:rPr>
-      </w:pPr>
-      <w:r>
-        <w:rPr>
-          <w:rStyle w:val="7"/>
-        </w:rPr>
-        <w:t>Task_t task_list[] = {</w:t>
+        <w:numPr>
+          <w:ilvl w:val="0"/>
+          <w:numId w:val="4"/>
+        </w:numPr>
+        <w:suppressLineNumbers w:val="0"/>
+        <w:ind w:left="425" w:leftChars="0" w:hanging="425" w:firstLineChars="0"/>
+        <w:jc w:val="left"/>
+        <w:outlineLvl w:val="1"/>
+        <w:rPr>
+          <w:rFonts w:hint="eastAsia"/>
+          <w:b/>
+          <w:lang w:val="en-US" w:eastAsia="zh-CN"/>
+        </w:rPr>
+      </w:pPr>
+      <w:r>
+        <w:rPr>
+          <w:rFonts w:hint="eastAsia"/>
+          <w:b/>
+          <w:lang w:val="en-US" w:eastAsia="zh-CN"/>
+        </w:rPr>
+        <w:t>普通测试注册任务</w:t>
+      </w:r>
+    </w:p>
+    <w:p>
+      <w:pPr>
+        <w:pStyle w:val="5"/>
+        <w:keepNext w:val="0"/>
+        <w:keepLines w:val="0"/>
+        <w:widowControl/>
+        <w:suppressLineNumbers w:val="0"/>
+        <w:rPr>
+          <w:rStyle w:val="9"/>
+          <w:rFonts w:hint="default" w:cs="Times New Roman"/>
+          <w:lang w:val="en-US" w:eastAsia="zh-CN"/>
+        </w:rPr>
+      </w:pPr>
+      <w:r>
+        <w:rPr>
+          <w:rStyle w:val="9"/>
+          <w:rFonts w:hint="default" w:cs="Times New Roman"/>
+          <w:lang w:val="en-US" w:eastAsia="zh-CN"/>
+        </w:rPr>
+        <w:t>{ Test_GPIO_Toggle,        100U, 0U },   \</w:t>
+      </w:r>
+    </w:p>
+    <w:p>
+      <w:pPr>
+        <w:pStyle w:val="5"/>
+        <w:keepNext w:val="0"/>
+        <w:keepLines w:val="0"/>
+        <w:widowControl/>
+        <w:suppressLineNumbers w:val="0"/>
+        <w:rPr>
+          <w:rStyle w:val="9"/>
+          <w:rFonts w:hint="default" w:cs="Times New Roman"/>
+          <w:lang w:val="en-US" w:eastAsia="zh-CN"/>
+        </w:rPr>
+      </w:pPr>
+      <w:r>
+        <w:rPr>
+          <w:rStyle w:val="9"/>
+          <w:rFonts w:hint="default" w:cs="Times New Roman"/>
+          <w:lang w:val="en-US" w:eastAsia="zh-CN"/>
+        </w:rPr>
+        <w:t>{ AppTask_BSP_Background,    1U, 0U },  \</w:t>
+      </w:r>
+    </w:p>
+    <w:p>
+      <w:pPr>
+        <w:pStyle w:val="5"/>
+        <w:keepNext w:val="0"/>
+        <w:keepLines w:val="0"/>
+        <w:widowControl/>
+        <w:suppressLineNumbers w:val="0"/>
+        <w:rPr>
+          <w:rStyle w:val="9"/>
+          <w:rFonts w:hint="default" w:cs="Times New Roman"/>
+          <w:lang w:val="en-US" w:eastAsia="zh-CN"/>
+        </w:rPr>
+      </w:pPr>
+      <w:r>
+        <w:rPr>
+          <w:rStyle w:val="9"/>
+          <w:rFonts w:hint="default" w:cs="Times New Roman"/>
+          <w:lang w:val="en-US" w:eastAsia="zh-CN"/>
+        </w:rPr>
+        <w:t>{ Test_OLED_Ascii_Update,     20U, 0U }, \</w:t>
+      </w:r>
+    </w:p>
+    <w:p>
+      <w:pPr>
+        <w:pStyle w:val="5"/>
+        <w:keepNext w:val="0"/>
+        <w:keepLines w:val="0"/>
+        <w:widowControl/>
+        <w:suppressLineNumbers w:val="0"/>
+        <w:ind w:left="600" w:hanging="600" w:hangingChars="300"/>
+        <w:rPr>
+          <w:rStyle w:val="9"/>
+          <w:rFonts w:hint="eastAsia"/>
+          <w:lang w:val="en-US" w:eastAsia="zh-CN"/>
+        </w:rPr>
+      </w:pPr>
+      <w:r>
+        <w:rPr>
+          <w:rStyle w:val="9"/>
+          <w:rFonts w:hint="eastAsia"/>
+          <w:lang w:val="en-US" w:eastAsia="zh-CN"/>
+        </w:rPr>
+        <w:t>注意：OLE</w:t>
+      </w:r>
+      <w:r>
+        <w:rPr>
+          <w:rStyle w:val="9"/>
+          <w:rFonts w:hint="eastAsia"/>
+        </w:rPr>
+        <w:t>D_Update</w:t>
+      </w:r>
+      <w:r>
+        <w:rPr>
+          <w:rStyle w:val="9"/>
+          <w:rFonts w:hint="eastAsia"/>
+          <w:lang w:val="en-US" w:eastAsia="zh-CN"/>
+        </w:rPr>
+        <w:t>是周期性更新oled，不能和</w:t>
+      </w:r>
+      <w:r>
+        <w:rPr>
+          <w:rStyle w:val="9"/>
+          <w:rFonts w:hint="default" w:cs="Times New Roman"/>
+          <w:lang w:val="en-US" w:eastAsia="zh-CN"/>
+        </w:rPr>
+        <w:t>Test_OLED_Ascii_Update</w:t>
+      </w:r>
+      <w:r>
+        <w:rPr>
+          <w:rStyle w:val="9"/>
+          <w:rFonts w:hint="eastAsia"/>
+          <w:lang w:val="en-US" w:eastAsia="zh-CN"/>
+        </w:rPr>
+        <w:t>同时使用，</w:t>
+      </w:r>
+      <w:r>
+        <w:rPr>
+          <w:rStyle w:val="9"/>
+          <w:rFonts w:hint="default" w:cs="Times New Roman"/>
+          <w:lang w:val="en-US" w:eastAsia="zh-CN"/>
+        </w:rPr>
+        <w:t>Test_OLED_Ascii_Update</w:t>
+      </w:r>
+      <w:r>
+        <w:rPr>
+          <w:rStyle w:val="9"/>
+          <w:rFonts w:hint="eastAsia"/>
+          <w:lang w:val="en-US" w:eastAsia="zh-CN"/>
+        </w:rPr>
+        <w:t>只是测试oled功能</w:t>
       </w:r>
     </w:p>
     <w:p>
@@ -713,129 +2347,591 @@
         <w:keepNext w:val="0"/>
         <w:keepLines w:val="0"/>
         <w:widowControl/>
-        <w:suppressLineNumbers w:val="0"/>
-        <w:ind w:firstLine="400"/>
-        <w:rPr>
-          <w:rStyle w:val="7"/>
-          <w:rFonts w:hint="eastAsia"/>
-          <w:lang w:val="en-US" w:eastAsia="zh-CN"/>
-        </w:rPr>
-      </w:pPr>
-      <w:r>
-        <w:rPr>
-          <w:rStyle w:val="7"/>
-        </w:rPr>
-        <w:t>{ Test_GPIO_Toggle,      100U,  0U },</w:t>
-      </w:r>
-      <w:r>
-        <w:rPr>
-          <w:rStyle w:val="7"/>
-          <w:rFonts w:hint="eastAsia"/>
-          <w:lang w:val="en-US" w:eastAsia="zh-CN"/>
-        </w:rPr>
-        <w:t xml:space="preserve">  \</w:t>
-      </w:r>
-    </w:p>
-    <w:p>
-      <w:pPr>
-        <w:pStyle w:val="3"/>
-        <w:keepNext w:val="0"/>
-        <w:keepLines w:val="0"/>
-        <w:widowControl/>
-        <w:suppressLineNumbers w:val="0"/>
-        <w:ind w:firstLine="400"/>
-        <w:rPr>
-          <w:rStyle w:val="7"/>
+        <w:numPr>
+          <w:ilvl w:val="0"/>
+          <w:numId w:val="4"/>
+        </w:numPr>
+        <w:suppressLineNumbers w:val="0"/>
+        <w:ind w:left="425" w:leftChars="0" w:hanging="425" w:firstLineChars="0"/>
+        <w:jc w:val="left"/>
+        <w:outlineLvl w:val="1"/>
+        <w:rPr>
+          <w:rFonts w:hint="eastAsia"/>
+          <w:b/>
+          <w:lang w:val="en-US" w:eastAsia="zh-CN"/>
+        </w:rPr>
+      </w:pPr>
+      <w:r>
+        <w:rPr>
+          <w:rFonts w:hint="eastAsia"/>
+          <w:b/>
+          <w:lang w:val="en-US" w:eastAsia="zh-CN"/>
+        </w:rPr>
+        <w:t>周期性调用oled注册函数</w:t>
+      </w:r>
+    </w:p>
+    <w:p>
+      <w:pPr>
+        <w:pStyle w:val="5"/>
+        <w:keepNext w:val="0"/>
+        <w:keepLines w:val="0"/>
+        <w:widowControl/>
+        <w:suppressLineNumbers w:val="0"/>
+        <w:ind w:firstLine="400" w:firstLineChars="200"/>
+        <w:rPr>
+          <w:rStyle w:val="9"/>
+          <w:rFonts w:hint="eastAsia" w:cs="Times New Roman"/>
+          <w:lang w:val="en-US" w:eastAsia="zh-CN"/>
+        </w:rPr>
+      </w:pPr>
+      <w:r>
+        <w:rPr>
+          <w:rStyle w:val="9"/>
+          <w:rFonts w:hint="eastAsia" w:cs="Times New Roman"/>
+          <w:lang w:val="en-US" w:eastAsia="zh-CN"/>
+        </w:rPr>
+        <w:t>{ Test_GPIO_Toggle,        100U, 0U },   \</w:t>
+      </w:r>
+    </w:p>
+    <w:p>
+      <w:pPr>
+        <w:pStyle w:val="5"/>
+        <w:keepNext w:val="0"/>
+        <w:keepLines w:val="0"/>
+        <w:widowControl/>
+        <w:suppressLineNumbers w:val="0"/>
+        <w:ind w:firstLine="400" w:firstLineChars="200"/>
+        <w:rPr>
+          <w:rStyle w:val="9"/>
+          <w:rFonts w:hint="eastAsia" w:cs="Times New Roman"/>
+          <w:lang w:val="en-US" w:eastAsia="zh-CN"/>
+        </w:rPr>
+      </w:pPr>
+      <w:r>
+        <w:rPr>
+          <w:rStyle w:val="9"/>
+          <w:rFonts w:hint="eastAsia" w:cs="Times New Roman"/>
+          <w:lang w:val="en-US" w:eastAsia="zh-CN"/>
+        </w:rPr>
+        <w:t>{ AppTask_BSP_Background,    1U, 0U },  \</w:t>
+      </w:r>
+    </w:p>
+    <w:p>
+      <w:pPr>
+        <w:pStyle w:val="5"/>
+        <w:keepNext w:val="0"/>
+        <w:keepLines w:val="0"/>
+        <w:widowControl/>
+        <w:suppressLineNumbers w:val="0"/>
+        <w:ind w:firstLine="400" w:firstLineChars="200"/>
+        <w:rPr>
+          <w:rStyle w:val="9"/>
+          <w:rFonts w:hint="eastAsia" w:cs="Times New Roman"/>
+          <w:lang w:val="en-US" w:eastAsia="zh-CN"/>
+        </w:rPr>
+      </w:pPr>
+      <w:r>
+        <w:rPr>
+          <w:rStyle w:val="9"/>
+          <w:rFonts w:hint="eastAsia" w:cs="Times New Roman"/>
+          <w:lang w:val="en-US" w:eastAsia="zh-CN"/>
+        </w:rPr>
+        <w:t>{ Sensor_Update,             1U,   0U },  \</w:t>
+      </w:r>
+    </w:p>
+    <w:p>
+      <w:pPr>
+        <w:pStyle w:val="5"/>
+        <w:keepNext w:val="0"/>
+        <w:keepLines w:val="0"/>
+        <w:widowControl/>
+        <w:suppressLineNumbers w:val="0"/>
+        <w:ind w:firstLine="400" w:firstLineChars="200"/>
+        <w:rPr>
+          <w:rStyle w:val="9"/>
+          <w:rFonts w:hint="eastAsia" w:cs="Times New Roman"/>
+          <w:lang w:val="en-US" w:eastAsia="zh-CN"/>
+        </w:rPr>
+      </w:pPr>
+      <w:r>
+        <w:rPr>
+          <w:rStyle w:val="9"/>
+          <w:rFonts w:hint="eastAsia" w:cs="Times New Roman"/>
+          <w:lang w:val="en-US" w:eastAsia="zh-CN"/>
+        </w:rPr>
+        <w:t>{ Encoder_Update,           10U,   0U },  \</w:t>
+      </w:r>
+    </w:p>
+    <w:p>
+      <w:pPr>
+        <w:pStyle w:val="5"/>
+        <w:keepNext w:val="0"/>
+        <w:keepLines w:val="0"/>
+        <w:widowControl/>
+        <w:suppressLineNumbers w:val="0"/>
+        <w:ind w:firstLine="400" w:firstLineChars="200"/>
+        <w:rPr>
+          <w:rStyle w:val="9"/>
+          <w:rFonts w:hint="eastAsia" w:cs="Times New Roman"/>
+          <w:lang w:val="en-US" w:eastAsia="zh-CN"/>
+        </w:rPr>
+      </w:pPr>
+      <w:r>
+        <w:rPr>
+          <w:rStyle w:val="9"/>
+          <w:rFonts w:hint="eastAsia" w:cs="Times New Roman"/>
+          <w:lang w:val="en-US" w:eastAsia="zh-CN"/>
+        </w:rPr>
+        <w:t>{ LineTrack_Update,         10U,   0U },  \</w:t>
+      </w:r>
+    </w:p>
+    <w:p>
+      <w:pPr>
+        <w:pStyle w:val="5"/>
+        <w:keepNext w:val="0"/>
+        <w:keepLines w:val="0"/>
+        <w:widowControl/>
+        <w:suppressLineNumbers w:val="0"/>
+        <w:ind w:firstLine="400" w:firstLineChars="200"/>
+        <w:rPr>
+          <w:rStyle w:val="9"/>
+          <w:rFonts w:hint="eastAsia" w:cs="Times New Roman"/>
+          <w:lang w:val="en-US" w:eastAsia="zh-CN"/>
+        </w:rPr>
+      </w:pPr>
+      <w:r>
+        <w:rPr>
+          <w:rStyle w:val="9"/>
+          <w:rFonts w:hint="eastAsia" w:cs="Times New Roman"/>
+          <w:lang w:val="en-US" w:eastAsia="zh-CN"/>
+        </w:rPr>
+        <w:t>{ Chassis_Update,           10U,   0U },  \</w:t>
+      </w:r>
+    </w:p>
+    <w:p>
+      <w:pPr>
+        <w:pStyle w:val="5"/>
+        <w:keepNext w:val="0"/>
+        <w:keepLines w:val="0"/>
+        <w:widowControl/>
+        <w:suppressLineNumbers w:val="0"/>
+        <w:ind w:firstLine="400" w:firstLineChars="200"/>
+        <w:rPr>
+          <w:rStyle w:val="9"/>
+          <w:rFonts w:hint="eastAsia" w:cs="Times New Roman"/>
+          <w:lang w:val="en-US" w:eastAsia="zh-CN"/>
+        </w:rPr>
+      </w:pPr>
+      <w:r>
+        <w:rPr>
+          <w:rStyle w:val="9"/>
+          <w:rFonts w:hint="eastAsia" w:cs="Times New Roman"/>
+          <w:lang w:val="en-US" w:eastAsia="zh-CN"/>
+        </w:rPr>
+        <w:t>{ OLDE_Update,             20U,   0U },   \</w:t>
+      </w:r>
+    </w:p>
+    <w:p>
+      <w:pPr>
+        <w:pStyle w:val="5"/>
+        <w:keepNext w:val="0"/>
+        <w:keepLines w:val="0"/>
+        <w:widowControl/>
+        <w:suppressLineNumbers w:val="0"/>
+        <w:ind w:firstLine="600" w:firstLineChars="300"/>
+        <w:rPr>
+          <w:rStyle w:val="9"/>
+          <w:rFonts w:hint="eastAsia"/>
+        </w:rPr>
+      </w:pPr>
+      <w:r>
+        <w:rPr>
+          <w:rStyle w:val="9"/>
+          <w:rFonts w:hint="eastAsia"/>
+          <w:lang w:val="en-US" w:eastAsia="zh-CN"/>
+        </w:rPr>
+        <w:t>注意：①想要运行时周期性调用oled只能注册OLED</w:t>
+      </w:r>
+      <w:r>
+        <w:rPr>
+          <w:rStyle w:val="9"/>
+          <w:rFonts w:hint="eastAsia"/>
+        </w:rPr>
+        <w:t>_Update</w:t>
+      </w:r>
+    </w:p>
+    <w:p>
+      <w:pPr>
+        <w:pStyle w:val="5"/>
+        <w:keepNext w:val="0"/>
+        <w:keepLines w:val="0"/>
+        <w:widowControl/>
+        <w:suppressLineNumbers w:val="0"/>
+        <w:ind w:left="1397" w:leftChars="570" w:hanging="200" w:hangingChars="100"/>
+        <w:rPr>
+          <w:rStyle w:val="9"/>
           <w:rFonts w:hint="default" w:eastAsia="宋体"/>
           <w:lang w:val="en-US" w:eastAsia="zh-CN"/>
         </w:rPr>
       </w:pPr>
       <w:r>
         <w:rPr>
-          <w:rStyle w:val="7"/>
-        </w:rPr>
-        <w:t>{ AppTask_BSP_Background,  1U,  0U },</w:t>
-      </w:r>
-      <w:r>
-        <w:rPr>
-          <w:rStyle w:val="7"/>
-          <w:rFonts w:hint="eastAsia"/>
-          <w:lang w:val="en-US" w:eastAsia="zh-CN"/>
-        </w:rPr>
-        <w:t xml:space="preserve"> \</w:t>
-      </w:r>
-    </w:p>
-    <w:p>
-      <w:pPr>
-        <w:pStyle w:val="3"/>
-        <w:keepNext w:val="0"/>
-        <w:keepLines w:val="0"/>
-        <w:widowControl/>
-        <w:suppressLineNumbers w:val="0"/>
-        <w:ind w:firstLine="400" w:firstLineChars="200"/>
-        <w:rPr>
-          <w:rStyle w:val="7"/>
-          <w:rFonts w:hint="eastAsia"/>
-          <w:lang w:val="en-US" w:eastAsia="zh-CN"/>
-        </w:rPr>
-      </w:pPr>
-      <w:r>
-        <w:rPr>
-          <w:rStyle w:val="7"/>
-        </w:rPr>
-        <w:t>{ Sensor_Update,           1U,  0U },</w:t>
-      </w:r>
-      <w:r>
-        <w:rPr>
-          <w:rStyle w:val="7"/>
-          <w:rFonts w:hint="eastAsia"/>
-          <w:lang w:val="en-US" w:eastAsia="zh-CN"/>
-        </w:rPr>
-        <w:t xml:space="preserve"> \</w:t>
-      </w:r>
-    </w:p>
-    <w:p>
-      <w:pPr>
-        <w:pStyle w:val="3"/>
-        <w:keepNext w:val="0"/>
-        <w:keepLines w:val="0"/>
-        <w:widowControl/>
-        <w:suppressLineNumbers w:val="0"/>
-        <w:ind w:firstLine="400" w:firstLineChars="200"/>
-        <w:rPr>
-          <w:rStyle w:val="7"/>
-          <w:rFonts w:hint="default" w:eastAsia="宋体"/>
-          <w:lang w:val="en-US" w:eastAsia="zh-CN"/>
-        </w:rPr>
-      </w:pPr>
-      <w:r>
-        <w:rPr>
-          <w:rStyle w:val="7"/>
-        </w:rPr>
-        <w:t>{ Test_Attitude_Update,   10U,  0U },</w:t>
-      </w:r>
-      <w:r>
-        <w:rPr>
-          <w:rStyle w:val="7"/>
-          <w:rFonts w:hint="eastAsia"/>
-          <w:lang w:val="en-US" w:eastAsia="zh-CN"/>
-        </w:rPr>
-        <w:t xml:space="preserve"> \</w:t>
-      </w:r>
-    </w:p>
-    <w:p>
-      <w:pPr>
-        <w:pStyle w:val="3"/>
-        <w:keepNext w:val="0"/>
-        <w:keepLines w:val="0"/>
-        <w:widowControl/>
-        <w:suppressLineNumbers w:val="0"/>
-      </w:pPr>
-      <w:r>
-        <w:rPr>
-          <w:rStyle w:val="7"/>
-        </w:rPr>
-        <w:t>};</w:t>
+          <w:rStyle w:val="9"/>
+          <w:rFonts w:hint="eastAsia"/>
+          <w:lang w:val="en-US" w:eastAsia="zh-CN"/>
+        </w:rPr>
+        <w:t>②想要修改oled显示的内容只能修改文件oled_ui中的函数void OledUi_ShowDashboard(void)的内容</w:t>
+      </w:r>
+    </w:p>
+    <w:p>
+      <w:pPr>
+        <w:pStyle w:val="5"/>
+        <w:keepNext w:val="0"/>
+        <w:keepLines w:val="0"/>
+        <w:widowControl/>
+        <w:suppressLineNumbers w:val="0"/>
+        <w:ind w:firstLine="402" w:firstLineChars="200"/>
+        <w:rPr>
+          <w:rStyle w:val="9"/>
+          <w:rFonts w:hint="default" w:cs="Times New Roman"/>
+          <w:b/>
+          <w:bCs/>
+          <w:lang w:val="en-US" w:eastAsia="zh-CN"/>
+        </w:rPr>
+      </w:pPr>
+      <w:r>
+        <w:rPr>
+          <w:rStyle w:val="9"/>
+          <w:rFonts w:hint="eastAsia" w:cs="Times New Roman"/>
+          <w:b/>
+          <w:bCs/>
+          <w:lang w:val="en-US" w:eastAsia="zh-CN"/>
+        </w:rPr>
+        <w:t>Oled显示内容和含义</w:t>
+      </w:r>
+    </w:p>
+    <w:p>
+      <w:pPr>
+        <w:pStyle w:val="5"/>
+        <w:keepNext w:val="0"/>
+        <w:keepLines w:val="0"/>
+        <w:widowControl/>
+        <w:suppressLineNumbers w:val="0"/>
+        <w:rPr>
+          <w:rStyle w:val="9"/>
+        </w:rPr>
+      </w:pPr>
+      <w:r>
+        <w:rPr>
+          <w:rStyle w:val="9"/>
+        </w:rPr>
+        <w:t>R:+1.2 P:-0.5</w:t>
+      </w:r>
+    </w:p>
+    <w:p>
+      <w:pPr>
+        <w:pStyle w:val="5"/>
+        <w:keepNext w:val="0"/>
+        <w:keepLines w:val="0"/>
+        <w:widowControl/>
+        <w:suppressLineNumbers w:val="0"/>
+        <w:rPr>
+          <w:rStyle w:val="9"/>
+        </w:rPr>
+      </w:pPr>
+      <w:r>
+        <w:rPr>
+          <w:rStyle w:val="9"/>
+        </w:rPr>
+        <w:t>Y:+90.3 M:HU</w:t>
+      </w:r>
+    </w:p>
+    <w:p>
+      <w:pPr>
+        <w:pStyle w:val="5"/>
+        <w:keepNext w:val="0"/>
+        <w:keepLines w:val="0"/>
+        <w:widowControl/>
+        <w:suppressLineNumbers w:val="0"/>
+        <w:rPr>
+          <w:rStyle w:val="9"/>
+        </w:rPr>
+      </w:pPr>
+      <w:r>
+        <w:rPr>
+          <w:rStyle w:val="9"/>
+        </w:rPr>
+        <w:t>LINE:RUN SINGLE</w:t>
+      </w:r>
+    </w:p>
+    <w:p>
+      <w:pPr>
+        <w:pStyle w:val="5"/>
+        <w:keepNext w:val="0"/>
+        <w:keepLines w:val="0"/>
+        <w:widowControl/>
+        <w:suppressLineNumbers w:val="0"/>
+        <w:rPr>
+          <w:rStyle w:val="9"/>
+        </w:rPr>
+      </w:pPr>
+      <w:r>
+        <w:rPr>
+          <w:rStyle w:val="9"/>
+        </w:rPr>
+        <w:t>M:18 E:-250</w:t>
+      </w:r>
+    </w:p>
+    <w:p>
+      <w:pPr>
+        <w:pStyle w:val="5"/>
+        <w:keepNext w:val="0"/>
+        <w:keepLines w:val="0"/>
+        <w:widowControl/>
+        <w:suppressLineNumbers w:val="0"/>
+        <w:rPr>
+          <w:rStyle w:val="9"/>
+        </w:rPr>
+      </w:pPr>
+      <w:r>
+        <w:rPr>
+          <w:rStyle w:val="9"/>
+        </w:rPr>
+        <w:t>T:600/600 F:590/610</w:t>
+      </w:r>
+    </w:p>
+    <w:p>
+      <w:pPr>
+        <w:pStyle w:val="5"/>
+        <w:keepNext w:val="0"/>
+        <w:keepLines w:val="0"/>
+        <w:widowControl/>
+        <w:suppressLineNumbers w:val="0"/>
+      </w:pPr>
+      <w:r>
+        <w:rPr>
+          <w:rStyle w:val="9"/>
+        </w:rPr>
+        <w:t>P:80/72 D:350</w:t>
+      </w:r>
+    </w:p>
+    <w:p>
+      <w:pPr>
+        <w:pStyle w:val="6"/>
+        <w:keepNext w:val="0"/>
+        <w:keepLines w:val="0"/>
+        <w:widowControl/>
+        <w:suppressLineNumbers w:val="0"/>
+      </w:pPr>
+      <w:r>
+        <w:t>含义：</w:t>
+      </w:r>
+    </w:p>
+    <w:p>
+      <w:pPr>
+        <w:keepNext w:val="0"/>
+        <w:keepLines w:val="0"/>
+        <w:widowControl/>
+        <w:numPr>
+          <w:ilvl w:val="0"/>
+          <w:numId w:val="5"/>
+        </w:numPr>
+        <w:suppressLineNumbers w:val="0"/>
+        <w:spacing w:before="0" w:beforeAutospacing="1" w:after="0" w:afterAutospacing="1"/>
+        <w:ind w:left="720" w:hanging="360"/>
+      </w:pPr>
+      <w:r>
+        <w:rPr>
+          <w:rStyle w:val="9"/>
+        </w:rPr>
+        <w:t>R/P/Y</w:t>
+      </w:r>
+      <w:r>
+        <w:t>：Roll、Pitch、Yaw</w:t>
+      </w:r>
+    </w:p>
+    <w:p>
+      <w:pPr>
+        <w:keepNext w:val="0"/>
+        <w:keepLines w:val="0"/>
+        <w:widowControl/>
+        <w:numPr>
+          <w:ilvl w:val="0"/>
+          <w:numId w:val="5"/>
+        </w:numPr>
+        <w:suppressLineNumbers w:val="0"/>
+        <w:spacing w:before="0" w:beforeAutospacing="1" w:after="0" w:afterAutospacing="1"/>
+        <w:ind w:left="720" w:hanging="360"/>
+      </w:pPr>
+      <w:r>
+        <w:rPr>
+          <w:rStyle w:val="9"/>
+        </w:rPr>
+        <w:t>M:HU</w:t>
+      </w:r>
+      <w:r>
+        <w:t>：磁力计健康且正在参与修正</w:t>
+      </w:r>
+    </w:p>
+    <w:p>
+      <w:pPr>
+        <w:keepNext w:val="0"/>
+        <w:keepLines w:val="0"/>
+        <w:widowControl/>
+        <w:numPr>
+          <w:ilvl w:val="0"/>
+          <w:numId w:val="5"/>
+        </w:numPr>
+        <w:suppressLineNumbers w:val="0"/>
+        <w:spacing w:before="0" w:beforeAutospacing="1" w:after="0" w:afterAutospacing="1"/>
+        <w:ind w:left="720" w:hanging="360"/>
+      </w:pPr>
+      <w:r>
+        <w:rPr>
+          <w:rStyle w:val="9"/>
+        </w:rPr>
+        <w:t>LINE</w:t>
+      </w:r>
+      <w:r>
+        <w:t>：循迹状态和线路类型</w:t>
+      </w:r>
+    </w:p>
+    <w:p>
+      <w:pPr>
+        <w:keepNext w:val="0"/>
+        <w:keepLines w:val="0"/>
+        <w:widowControl/>
+        <w:numPr>
+          <w:ilvl w:val="0"/>
+          <w:numId w:val="5"/>
+        </w:numPr>
+        <w:suppressLineNumbers w:val="0"/>
+        <w:spacing w:before="0" w:beforeAutospacing="1" w:after="0" w:afterAutospacing="1"/>
+        <w:ind w:left="720" w:hanging="360"/>
+      </w:pPr>
+      <w:r>
+        <w:rPr>
+          <w:rStyle w:val="9"/>
+        </w:rPr>
+        <w:t>M</w:t>
+      </w:r>
+      <w:r>
+        <w:t>：灰度黑线掩码</w:t>
+      </w:r>
+    </w:p>
+    <w:p>
+      <w:pPr>
+        <w:keepNext w:val="0"/>
+        <w:keepLines w:val="0"/>
+        <w:widowControl/>
+        <w:numPr>
+          <w:ilvl w:val="0"/>
+          <w:numId w:val="5"/>
+        </w:numPr>
+        <w:suppressLineNumbers w:val="0"/>
+        <w:spacing w:before="0" w:beforeAutospacing="1" w:after="0" w:afterAutospacing="1"/>
+        <w:ind w:left="720" w:hanging="360"/>
+      </w:pPr>
+      <w:r>
+        <w:rPr>
+          <w:rStyle w:val="9"/>
+        </w:rPr>
+        <w:t>E</w:t>
+      </w:r>
+      <w:r>
+        <w:t>：循迹误差</w:t>
+      </w:r>
+    </w:p>
+    <w:p>
+      <w:pPr>
+        <w:keepNext w:val="0"/>
+        <w:keepLines w:val="0"/>
+        <w:widowControl/>
+        <w:numPr>
+          <w:ilvl w:val="0"/>
+          <w:numId w:val="5"/>
+        </w:numPr>
+        <w:suppressLineNumbers w:val="0"/>
+        <w:spacing w:before="0" w:beforeAutospacing="1" w:after="0" w:afterAutospacing="1"/>
+        <w:ind w:left="720" w:hanging="360"/>
+      </w:pPr>
+      <w:r>
+        <w:rPr>
+          <w:rStyle w:val="9"/>
+        </w:rPr>
+        <w:t>T</w:t>
+      </w:r>
+      <w:r>
+        <w:t>：左右目标速度</w:t>
+      </w:r>
+    </w:p>
+    <w:p>
+      <w:pPr>
+        <w:keepNext w:val="0"/>
+        <w:keepLines w:val="0"/>
+        <w:widowControl/>
+        <w:numPr>
+          <w:ilvl w:val="0"/>
+          <w:numId w:val="5"/>
+        </w:numPr>
+        <w:suppressLineNumbers w:val="0"/>
+        <w:spacing w:before="0" w:beforeAutospacing="1" w:after="0" w:afterAutospacing="1"/>
+        <w:ind w:left="720" w:hanging="360"/>
+      </w:pPr>
+      <w:r>
+        <w:rPr>
+          <w:rStyle w:val="9"/>
+        </w:rPr>
+        <w:t>F</w:t>
+      </w:r>
+      <w:r>
+        <w:t>：左右反馈速度</w:t>
+      </w:r>
+    </w:p>
+    <w:p>
+      <w:pPr>
+        <w:keepNext w:val="0"/>
+        <w:keepLines w:val="0"/>
+        <w:widowControl/>
+        <w:numPr>
+          <w:ilvl w:val="0"/>
+          <w:numId w:val="5"/>
+        </w:numPr>
+        <w:suppressLineNumbers w:val="0"/>
+        <w:spacing w:before="0" w:beforeAutospacing="1" w:after="0" w:afterAutospacing="1"/>
+        <w:ind w:left="720" w:hanging="360"/>
+      </w:pPr>
+      <w:r>
+        <w:rPr>
+          <w:rStyle w:val="9"/>
+        </w:rPr>
+        <w:t>P</w:t>
+      </w:r>
+      <w:r>
+        <w:t>：左右PWM</w:t>
+      </w:r>
+    </w:p>
+    <w:p>
+      <w:pPr>
+        <w:keepNext w:val="0"/>
+        <w:keepLines w:val="0"/>
+        <w:widowControl/>
+        <w:numPr>
+          <w:ilvl w:val="0"/>
+          <w:numId w:val="5"/>
+        </w:numPr>
+        <w:suppressLineNumbers w:val="0"/>
+        <w:spacing w:before="0" w:beforeAutospacing="1" w:after="0" w:afterAutospacing="1"/>
+        <w:ind w:left="720" w:hanging="360"/>
+      </w:pPr>
+      <w:r>
+        <w:rPr>
+          <w:rStyle w:val="9"/>
+        </w:rPr>
+        <w:t>D</w:t>
+      </w:r>
+      <w:r>
+        <w:t>：前方测距，单位mm</w:t>
       </w:r>
     </w:p>
     <w:p>
@@ -861,6 +2957,338 @@
 <file path=word/numbering.xml><?xml version="1.0" encoding="utf-8"?>
 <w:numbering xmlns:wpc="http://schemas.microsoft.com/office/word/2010/wordprocessingCanvas" xmlns:mc="http://schemas.openxmlformats.org/markup-compatibility/2006" xmlns:o="urn:schemas-microsoft-com:office:office" xmlns:r="http://schemas.openxmlformats.org/officeDocument/2006/relationships" xmlns:m="http://schemas.openxmlformats.org/officeDocument/2006/math" xmlns:v="urn:schemas-microsoft-com:vml" xmlns:wp14="http://schemas.microsoft.com/office/word/2010/wordprocessingDrawing" xmlns:wp="http://schemas.openxmlformats.org/drawingml/2006/wordprocessingDrawing" xmlns:w10="urn:schemas-microsoft-com:office:word" xmlns:w="http://schemas.openxmlformats.org/wordprocessingml/2006/main" xmlns:w14="http://schemas.microsoft.com/office/word/2010/wordml" xmlns:wpg="http://schemas.microsoft.com/office/word/2010/wordprocessingGroup" xmlns:wpi="http://schemas.microsoft.com/office/word/2010/wordprocessingInk" xmlns:wne="http://schemas.microsoft.com/office/word/2006/wordml" xmlns:wps="http://schemas.microsoft.com/office/word/2010/wordprocessingShape" xmlns:wpsCustomData="http://www.wps.cn/officeDocument/2013/wpsCustomData" mc:Ignorable="w14 wp14">
   <w:abstractNum w:abstractNumId="0">
+    <w:nsid w:val="A9B9598C"/>
+    <w:multiLevelType w:val="multilevel"/>
+    <w:tmpl w:val="A9B9598C"/>
+    <w:lvl w:ilvl="0" w:tentative="0">
+      <w:start w:val="1"/>
+      <w:numFmt w:val="bullet"/>
+      <w:lvlText w:val=""/>
+      <w:lvlJc w:val="left"/>
+      <w:pPr>
+        <w:tabs>
+          <w:tab w:val="left" w:pos="720"/>
+        </w:tabs>
+        <w:ind w:left="720" w:hanging="360"/>
+      </w:pPr>
+      <w:rPr>
+        <w:rFonts w:ascii="Symbol" w:hAnsi="Symbol" w:cs="Symbol"/>
+        <w:sz w:val="20"/>
+      </w:rPr>
+    </w:lvl>
+    <w:lvl w:ilvl="1" w:tentative="0">
+      <w:start w:val="1"/>
+      <w:numFmt w:val="bullet"/>
+      <w:lvlText w:val="o"/>
+      <w:lvlJc w:val="left"/>
+      <w:pPr>
+        <w:tabs>
+          <w:tab w:val="left" w:pos="1440"/>
+        </w:tabs>
+        <w:ind w:left="1440" w:hanging="360"/>
+      </w:pPr>
+      <w:rPr>
+        <w:rFonts w:ascii="Courier New" w:hAnsi="Courier New" w:cs="Courier New"/>
+        <w:sz w:val="20"/>
+      </w:rPr>
+    </w:lvl>
+    <w:lvl w:ilvl="2" w:tentative="0">
+      <w:start w:val="1"/>
+      <w:numFmt w:val="bullet"/>
+      <w:lvlText w:val=""/>
+      <w:lvlJc w:val="left"/>
+      <w:pPr>
+        <w:tabs>
+          <w:tab w:val="left" w:pos="2160"/>
+        </w:tabs>
+        <w:ind w:left="2160" w:hanging="360"/>
+      </w:pPr>
+      <w:rPr>
+        <w:rFonts w:ascii="Wingdings" w:hAnsi="Wingdings" w:cs="Wingdings"/>
+        <w:sz w:val="20"/>
+      </w:rPr>
+    </w:lvl>
+    <w:lvl w:ilvl="3" w:tentative="0">
+      <w:start w:val="1"/>
+      <w:numFmt w:val="bullet"/>
+      <w:lvlText w:val=""/>
+      <w:lvlJc w:val="left"/>
+      <w:pPr>
+        <w:tabs>
+          <w:tab w:val="left" w:pos="2880"/>
+        </w:tabs>
+        <w:ind w:left="2880" w:hanging="360"/>
+      </w:pPr>
+      <w:rPr>
+        <w:rFonts w:hint="default" w:ascii="Wingdings" w:hAnsi="Wingdings" w:cs="Wingdings"/>
+        <w:sz w:val="20"/>
+      </w:rPr>
+    </w:lvl>
+    <w:lvl w:ilvl="4" w:tentative="0">
+      <w:start w:val="1"/>
+      <w:numFmt w:val="bullet"/>
+      <w:lvlText w:val=""/>
+      <w:lvlJc w:val="left"/>
+      <w:pPr>
+        <w:tabs>
+          <w:tab w:val="left" w:pos="3600"/>
+        </w:tabs>
+        <w:ind w:left="3600" w:hanging="360"/>
+      </w:pPr>
+      <w:rPr>
+        <w:rFonts w:hint="default" w:ascii="Wingdings" w:hAnsi="Wingdings" w:cs="Wingdings"/>
+        <w:sz w:val="20"/>
+      </w:rPr>
+    </w:lvl>
+    <w:lvl w:ilvl="5" w:tentative="0">
+      <w:start w:val="1"/>
+      <w:numFmt w:val="bullet"/>
+      <w:lvlText w:val=""/>
+      <w:lvlJc w:val="left"/>
+      <w:pPr>
+        <w:tabs>
+          <w:tab w:val="left" w:pos="4320"/>
+        </w:tabs>
+        <w:ind w:left="4320" w:hanging="360"/>
+      </w:pPr>
+      <w:rPr>
+        <w:rFonts w:hint="default" w:ascii="Wingdings" w:hAnsi="Wingdings" w:cs="Wingdings"/>
+        <w:sz w:val="20"/>
+      </w:rPr>
+    </w:lvl>
+    <w:lvl w:ilvl="6" w:tentative="0">
+      <w:start w:val="1"/>
+      <w:numFmt w:val="bullet"/>
+      <w:lvlText w:val=""/>
+      <w:lvlJc w:val="left"/>
+      <w:pPr>
+        <w:tabs>
+          <w:tab w:val="left" w:pos="5040"/>
+        </w:tabs>
+        <w:ind w:left="5040" w:hanging="360"/>
+      </w:pPr>
+      <w:rPr>
+        <w:rFonts w:hint="default" w:ascii="Wingdings" w:hAnsi="Wingdings" w:cs="Wingdings"/>
+        <w:sz w:val="20"/>
+      </w:rPr>
+    </w:lvl>
+    <w:lvl w:ilvl="7" w:tentative="0">
+      <w:start w:val="1"/>
+      <w:numFmt w:val="bullet"/>
+      <w:lvlText w:val=""/>
+      <w:lvlJc w:val="left"/>
+      <w:pPr>
+        <w:tabs>
+          <w:tab w:val="left" w:pos="5760"/>
+        </w:tabs>
+        <w:ind w:left="5760" w:hanging="360"/>
+      </w:pPr>
+      <w:rPr>
+        <w:rFonts w:hint="default" w:ascii="Wingdings" w:hAnsi="Wingdings" w:cs="Wingdings"/>
+        <w:sz w:val="20"/>
+      </w:rPr>
+    </w:lvl>
+    <w:lvl w:ilvl="8" w:tentative="0">
+      <w:start w:val="1"/>
+      <w:numFmt w:val="bullet"/>
+      <w:lvlText w:val=""/>
+      <w:lvlJc w:val="left"/>
+      <w:pPr>
+        <w:tabs>
+          <w:tab w:val="left" w:pos="6480"/>
+        </w:tabs>
+        <w:ind w:left="6480" w:hanging="360"/>
+      </w:pPr>
+      <w:rPr>
+        <w:rFonts w:hint="default" w:ascii="Wingdings" w:hAnsi="Wingdings" w:cs="Wingdings"/>
+        <w:sz w:val="20"/>
+      </w:rPr>
+    </w:lvl>
+  </w:abstractNum>
+  <w:abstractNum w:abstractNumId="1">
+    <w:nsid w:val="B1924E07"/>
+    <w:multiLevelType w:val="multilevel"/>
+    <w:tmpl w:val="B1924E07"/>
+    <w:lvl w:ilvl="0" w:tentative="0">
+      <w:start w:val="1"/>
+      <w:numFmt w:val="bullet"/>
+      <w:lvlText w:val=""/>
+      <w:lvlJc w:val="left"/>
+      <w:pPr>
+        <w:tabs>
+          <w:tab w:val="left" w:pos="720"/>
+        </w:tabs>
+        <w:ind w:left="720" w:hanging="360"/>
+      </w:pPr>
+      <w:rPr>
+        <w:rFonts w:ascii="Symbol" w:hAnsi="Symbol" w:cs="Symbol"/>
+        <w:sz w:val="20"/>
+      </w:rPr>
+    </w:lvl>
+    <w:lvl w:ilvl="1" w:tentative="0">
+      <w:start w:val="1"/>
+      <w:numFmt w:val="bullet"/>
+      <w:lvlText w:val="o"/>
+      <w:lvlJc w:val="left"/>
+      <w:pPr>
+        <w:tabs>
+          <w:tab w:val="left" w:pos="1440"/>
+        </w:tabs>
+        <w:ind w:left="1440" w:hanging="360"/>
+      </w:pPr>
+      <w:rPr>
+        <w:rFonts w:ascii="Courier New" w:hAnsi="Courier New" w:cs="Courier New"/>
+        <w:sz w:val="20"/>
+      </w:rPr>
+    </w:lvl>
+    <w:lvl w:ilvl="2" w:tentative="0">
+      <w:start w:val="1"/>
+      <w:numFmt w:val="bullet"/>
+      <w:lvlText w:val=""/>
+      <w:lvlJc w:val="left"/>
+      <w:pPr>
+        <w:tabs>
+          <w:tab w:val="left" w:pos="2160"/>
+        </w:tabs>
+        <w:ind w:left="2160" w:hanging="360"/>
+      </w:pPr>
+      <w:rPr>
+        <w:rFonts w:ascii="Wingdings" w:hAnsi="Wingdings" w:cs="Wingdings"/>
+        <w:sz w:val="20"/>
+      </w:rPr>
+    </w:lvl>
+    <w:lvl w:ilvl="3" w:tentative="0">
+      <w:start w:val="1"/>
+      <w:numFmt w:val="bullet"/>
+      <w:lvlText w:val=""/>
+      <w:lvlJc w:val="left"/>
+      <w:pPr>
+        <w:tabs>
+          <w:tab w:val="left" w:pos="2880"/>
+        </w:tabs>
+        <w:ind w:left="2880" w:hanging="360"/>
+      </w:pPr>
+      <w:rPr>
+        <w:rFonts w:hint="default" w:ascii="Wingdings" w:hAnsi="Wingdings" w:cs="Wingdings"/>
+        <w:sz w:val="20"/>
+      </w:rPr>
+    </w:lvl>
+    <w:lvl w:ilvl="4" w:tentative="0">
+      <w:start w:val="1"/>
+      <w:numFmt w:val="bullet"/>
+      <w:lvlText w:val=""/>
+      <w:lvlJc w:val="left"/>
+      <w:pPr>
+        <w:tabs>
+          <w:tab w:val="left" w:pos="3600"/>
+        </w:tabs>
+        <w:ind w:left="3600" w:hanging="360"/>
+      </w:pPr>
+      <w:rPr>
+        <w:rFonts w:hint="default" w:ascii="Wingdings" w:hAnsi="Wingdings" w:cs="Wingdings"/>
+        <w:sz w:val="20"/>
+      </w:rPr>
+    </w:lvl>
+    <w:lvl w:ilvl="5" w:tentative="0">
+      <w:start w:val="1"/>
+      <w:numFmt w:val="bullet"/>
+      <w:lvlText w:val=""/>
+      <w:lvlJc w:val="left"/>
+      <w:pPr>
+        <w:tabs>
+          <w:tab w:val="left" w:pos="4320"/>
+        </w:tabs>
+        <w:ind w:left="4320" w:hanging="360"/>
+      </w:pPr>
+      <w:rPr>
+        <w:rFonts w:hint="default" w:ascii="Wingdings" w:hAnsi="Wingdings" w:cs="Wingdings"/>
+        <w:sz w:val="20"/>
+      </w:rPr>
+    </w:lvl>
+    <w:lvl w:ilvl="6" w:tentative="0">
+      <w:start w:val="1"/>
+      <w:numFmt w:val="bullet"/>
+      <w:lvlText w:val=""/>
+      <w:lvlJc w:val="left"/>
+      <w:pPr>
+        <w:tabs>
+          <w:tab w:val="left" w:pos="5040"/>
+        </w:tabs>
+        <w:ind w:left="5040" w:hanging="360"/>
+      </w:pPr>
+      <w:rPr>
+        <w:rFonts w:hint="default" w:ascii="Wingdings" w:hAnsi="Wingdings" w:cs="Wingdings"/>
+        <w:sz w:val="20"/>
+      </w:rPr>
+    </w:lvl>
+    <w:lvl w:ilvl="7" w:tentative="0">
+      <w:start w:val="1"/>
+      <w:numFmt w:val="bullet"/>
+      <w:lvlText w:val=""/>
+      <w:lvlJc w:val="left"/>
+      <w:pPr>
+        <w:tabs>
+          <w:tab w:val="left" w:pos="5760"/>
+        </w:tabs>
+        <w:ind w:left="5760" w:hanging="360"/>
+      </w:pPr>
+      <w:rPr>
+        <w:rFonts w:hint="default" w:ascii="Wingdings" w:hAnsi="Wingdings" w:cs="Wingdings"/>
+        <w:sz w:val="20"/>
+      </w:rPr>
+    </w:lvl>
+    <w:lvl w:ilvl="8" w:tentative="0">
+      <w:start w:val="1"/>
+      <w:numFmt w:val="bullet"/>
+      <w:lvlText w:val=""/>
+      <w:lvlJc w:val="left"/>
+      <w:pPr>
+        <w:tabs>
+          <w:tab w:val="left" w:pos="6480"/>
+        </w:tabs>
+        <w:ind w:left="6480" w:hanging="360"/>
+      </w:pPr>
+      <w:rPr>
+        <w:rFonts w:hint="default" w:ascii="Wingdings" w:hAnsi="Wingdings" w:cs="Wingdings"/>
+        <w:sz w:val="20"/>
+      </w:rPr>
+    </w:lvl>
+  </w:abstractNum>
+  <w:abstractNum w:abstractNumId="2">
+    <w:nsid w:val="283088BC"/>
+    <w:multiLevelType w:val="singleLevel"/>
+    <w:tmpl w:val="283088BC"/>
+    <w:lvl w:ilvl="0" w:tentative="0">
+      <w:start w:val="1"/>
+      <w:numFmt w:val="decimal"/>
+      <w:lvlText w:val="(%1)"/>
+      <w:lvlJc w:val="left"/>
+      <w:pPr>
+        <w:ind w:left="425" w:hanging="425"/>
+      </w:pPr>
+      <w:rPr>
+        <w:rFonts w:hint="default"/>
+      </w:rPr>
+    </w:lvl>
+  </w:abstractNum>
+  <w:abstractNum w:abstractNumId="3">
+    <w:nsid w:val="55E7066A"/>
+    <w:multiLevelType w:val="singleLevel"/>
+    <w:tmpl w:val="55E7066A"/>
+    <w:lvl w:ilvl="0" w:tentative="0">
+      <w:start w:val="1"/>
+      <w:numFmt w:val="decimal"/>
+      <w:lvlText w:val="(%1)"/>
+      <w:lvlJc w:val="left"/>
+      <w:pPr>
+        <w:ind w:left="425" w:hanging="425"/>
+      </w:pPr>
+      <w:rPr>
+        <w:rFonts w:hint="default"/>
+      </w:rPr>
+    </w:lvl>
+  </w:abstractNum>
+  <w:abstractNum w:abstractNumId="4">
     <w:nsid w:val="6BC3249A"/>
     <w:multiLevelType w:val="singleLevel"/>
     <w:tmpl w:val="6BC3249A"/>
@@ -878,7 +3306,19 @@
     </w:lvl>
   </w:abstractNum>
   <w:num w:numId="1">
+    <w:abstractNumId w:val="4"/>
+  </w:num>
+  <w:num w:numId="2">
+    <w:abstractNumId w:val="3"/>
+  </w:num>
+  <w:num w:numId="3">
     <w:abstractNumId w:val="0"/>
+  </w:num>
+  <w:num w:numId="4">
+    <w:abstractNumId w:val="2"/>
+  </w:num>
+  <w:num w:numId="5">
+    <w:abstractNumId w:val="1"/>
   </w:num>
 </w:numbering>
 </file>
@@ -959,7 +3399,7 @@
     <w:lsdException w:qFormat="1" w:unhideWhenUsed="0" w:uiPriority="0" w:semiHidden="0" w:name="Title"/>
     <w:lsdException w:unhideWhenUsed="0" w:uiPriority="0" w:semiHidden="0" w:name="Closing"/>
     <w:lsdException w:unhideWhenUsed="0" w:uiPriority="0" w:semiHidden="0" w:name="Signature"/>
-    <w:lsdException w:unhideWhenUsed="0" w:uiPriority="0" w:name="Default Paragraph Font"/>
+    <w:lsdException w:qFormat="1" w:unhideWhenUsed="0" w:uiPriority="0" w:name="Default Paragraph Font"/>
     <w:lsdException w:unhideWhenUsed="0" w:uiPriority="0" w:semiHidden="0" w:name="Body Text"/>
     <w:lsdException w:unhideWhenUsed="0" w:uiPriority="0" w:semiHidden="0" w:name="Body Text Indent"/>
     <w:lsdException w:unhideWhenUsed="0" w:uiPriority="0" w:semiHidden="0" w:name="List Continue"/>
@@ -990,10 +3430,10 @@
     <w:lsdException w:unhideWhenUsed="0" w:uiPriority="0" w:semiHidden="0" w:name="HTML Acronym"/>
     <w:lsdException w:unhideWhenUsed="0" w:uiPriority="0" w:semiHidden="0" w:name="HTML Address"/>
     <w:lsdException w:unhideWhenUsed="0" w:uiPriority="0" w:semiHidden="0" w:name="HTML Cite"/>
-    <w:lsdException w:unhideWhenUsed="0" w:uiPriority="0" w:semiHidden="0" w:name="HTML Code"/>
+    <w:lsdException w:qFormat="1" w:unhideWhenUsed="0" w:uiPriority="0" w:semiHidden="0" w:name="HTML Code"/>
     <w:lsdException w:unhideWhenUsed="0" w:uiPriority="0" w:semiHidden="0" w:name="HTML Definition"/>
     <w:lsdException w:unhideWhenUsed="0" w:uiPriority="0" w:semiHidden="0" w:name="HTML Keyboard"/>
-    <w:lsdException w:unhideWhenUsed="0" w:uiPriority="0" w:semiHidden="0" w:name="HTML Preformatted"/>
+    <w:lsdException w:qFormat="1" w:unhideWhenUsed="0" w:uiPriority="0" w:semiHidden="0" w:name="HTML Preformatted"/>
     <w:lsdException w:unhideWhenUsed="0" w:uiPriority="0" w:semiHidden="0" w:name="HTML Sample"/>
     <w:lsdException w:unhideWhenUsed="0" w:uiPriority="0" w:semiHidden="0" w:name="HTML Typewriter"/>
     <w:lsdException w:unhideWhenUsed="0" w:uiPriority="0" w:semiHidden="0" w:name="HTML Variable"/>
@@ -1160,6 +3600,44 @@
     </w:rPr>
   </w:style>
   <w:style w:type="paragraph" w:styleId="2">
+    <w:name w:val="heading 1"/>
+    <w:basedOn w:val="1"/>
+    <w:next w:val="1"/>
+    <w:qFormat/>
+    <w:uiPriority w:val="0"/>
+    <w:pPr>
+      <w:keepNext/>
+      <w:keepLines/>
+      <w:spacing w:before="340" w:beforeLines="0" w:beforeAutospacing="0" w:after="330" w:afterLines="0" w:afterAutospacing="0" w:line="576" w:lineRule="auto"/>
+      <w:outlineLvl w:val="0"/>
+    </w:pPr>
+    <w:rPr>
+      <w:b/>
+      <w:kern w:val="44"/>
+      <w:sz w:val="44"/>
+    </w:rPr>
+  </w:style>
+  <w:style w:type="paragraph" w:styleId="3">
+    <w:name w:val="heading 2"/>
+    <w:basedOn w:val="1"/>
+    <w:next w:val="1"/>
+    <w:semiHidden/>
+    <w:unhideWhenUsed/>
+    <w:qFormat/>
+    <w:uiPriority w:val="0"/>
+    <w:pPr>
+      <w:keepNext/>
+      <w:keepLines/>
+      <w:spacing w:before="260" w:beforeLines="0" w:beforeAutospacing="0" w:after="260" w:afterLines="0" w:afterAutospacing="0" w:line="413" w:lineRule="auto"/>
+      <w:outlineLvl w:val="1"/>
+    </w:pPr>
+    <w:rPr>
+      <w:rFonts w:ascii="Arial" w:hAnsi="Arial" w:eastAsia="黑体"/>
+      <w:b/>
+      <w:sz w:val="32"/>
+    </w:rPr>
+  </w:style>
+  <w:style w:type="paragraph" w:styleId="4">
     <w:name w:val="heading 3"/>
     <w:basedOn w:val="1"/>
     <w:next w:val="1"/>
@@ -1181,12 +3659,13 @@
       <w:lang w:val="en-US" w:eastAsia="zh-CN" w:bidi="ar"/>
     </w:rPr>
   </w:style>
-  <w:style w:type="character" w:default="1" w:styleId="6">
+  <w:style w:type="character" w:default="1" w:styleId="8">
     <w:name w:val="Default Paragraph Font"/>
     <w:semiHidden/>
+    <w:qFormat/>
     <w:uiPriority w:val="0"/>
   </w:style>
-  <w:style w:type="table" w:default="1" w:styleId="5">
+  <w:style w:type="table" w:default="1" w:styleId="7">
     <w:name w:val="Normal Table"/>
     <w:semiHidden/>
     <w:qFormat/>
@@ -1200,9 +3679,10 @@
       </w:tblCellMar>
     </w:tblPr>
   </w:style>
-  <w:style w:type="paragraph" w:styleId="3">
+  <w:style w:type="paragraph" w:styleId="5">
     <w:name w:val="HTML Preformatted"/>
     <w:basedOn w:val="1"/>
+    <w:qFormat/>
     <w:uiPriority w:val="0"/>
     <w:pPr>
       <w:tabs>
@@ -1233,7 +3713,7 @@
       <w:lang w:val="en-US" w:eastAsia="zh-CN" w:bidi="ar"/>
     </w:rPr>
   </w:style>
-  <w:style w:type="paragraph" w:styleId="4">
+  <w:style w:type="paragraph" w:styleId="6">
     <w:name w:val="Normal (Web)"/>
     <w:basedOn w:val="1"/>
     <w:uiPriority w:val="0"/>
@@ -1248,9 +3728,10 @@
       <w:lang w:val="en-US" w:eastAsia="zh-CN" w:bidi="ar"/>
     </w:rPr>
   </w:style>
-  <w:style w:type="character" w:styleId="7">
+  <w:style w:type="character" w:styleId="9">
     <w:name w:val="HTML Code"/>
-    <w:basedOn w:val="6"/>
+    <w:basedOn w:val="8"/>
+    <w:qFormat/>
     <w:uiPriority w:val="0"/>
     <w:rPr>
       <w:rFonts w:ascii="Courier New" w:hAnsi="Courier New"/>

--- a/Doc/测试任务注册函数使用方法.docx
+++ b/Doc/测试任务注册函数使用方法.docx
@@ -1993,8 +1993,6 @@
         </w:rPr>
         <w:t>含义：</w:t>
       </w:r>
-      <w:bookmarkStart w:id="0" w:name="_GoBack"/>
-      <w:bookmarkEnd w:id="0"/>
     </w:p>
     <w:p>
       <w:pPr>
@@ -2932,6 +2930,364 @@
       </w:r>
       <w:r>
         <w:t>：前方测距，单位mm</w:t>
+      </w:r>
+    </w:p>
+    <w:p>
+      <w:pPr>
+        <w:pStyle w:val="2"/>
+        <w:keepNext w:val="0"/>
+        <w:keepLines w:val="0"/>
+        <w:widowControl/>
+        <w:numPr>
+          <w:ilvl w:val="0"/>
+          <w:numId w:val="1"/>
+        </w:numPr>
+        <w:suppressLineNumbers w:val="0"/>
+        <w:ind w:left="425" w:leftChars="0" w:hanging="425" w:firstLineChars="0"/>
+        <w:jc w:val="left"/>
+        <w:rPr>
+          <w:rFonts w:hint="eastAsia"/>
+          <w:b/>
+          <w:lang w:val="en-US" w:eastAsia="zh-CN"/>
+        </w:rPr>
+      </w:pPr>
+      <w:r>
+        <w:rPr>
+          <w:rFonts w:hint="eastAsia"/>
+          <w:b/>
+          <w:lang w:val="en-US" w:eastAsia="zh-CN"/>
+        </w:rPr>
+        <w:t>测试转弯</w:t>
+      </w:r>
+    </w:p>
+    <w:p>
+      <w:pPr>
+        <w:rPr>
+          <w:rFonts w:hint="eastAsia" w:ascii="宋体" w:hAnsi="宋体" w:eastAsia="宋体" w:cs="宋体"/>
+          <w:sz w:val="24"/>
+          <w:szCs w:val="24"/>
+          <w:lang w:val="en-US" w:eastAsia="zh-CN"/>
+        </w:rPr>
+      </w:pPr>
+      <w:r>
+        <w:rPr>
+          <w:rFonts w:hint="eastAsia" w:ascii="宋体" w:hAnsi="宋体" w:eastAsia="宋体" w:cs="宋体"/>
+          <w:sz w:val="24"/>
+          <w:szCs w:val="24"/>
+          <w:lang w:val="en-US" w:eastAsia="zh-CN"/>
+        </w:rPr>
+        <w:t>{ Test_GPIO_Toggle,        100U, 0U },   \</w:t>
+      </w:r>
+    </w:p>
+    <w:p>
+      <w:pPr>
+        <w:rPr>
+          <w:rFonts w:hint="default" w:ascii="宋体" w:hAnsi="宋体" w:eastAsia="宋体" w:cs="宋体"/>
+          <w:sz w:val="24"/>
+          <w:szCs w:val="24"/>
+          <w:lang w:val="en-US" w:eastAsia="zh-CN"/>
+        </w:rPr>
+      </w:pPr>
+      <w:r>
+        <w:rPr>
+          <w:rFonts w:hint="default" w:ascii="宋体" w:hAnsi="宋体" w:eastAsia="宋体" w:cs="宋体"/>
+          <w:sz w:val="24"/>
+          <w:szCs w:val="24"/>
+          <w:lang w:val="en-US" w:eastAsia="zh-CN"/>
+        </w:rPr>
+        <w:t>{ AppTask_BSP_Background,    1U,   0U },  \</w:t>
+      </w:r>
+    </w:p>
+    <w:p>
+      <w:pPr>
+        <w:rPr>
+          <w:rFonts w:hint="default" w:ascii="宋体" w:hAnsi="宋体" w:eastAsia="宋体" w:cs="宋体"/>
+          <w:sz w:val="24"/>
+          <w:szCs w:val="24"/>
+          <w:lang w:val="en-US" w:eastAsia="zh-CN"/>
+        </w:rPr>
+      </w:pPr>
+      <w:r>
+        <w:rPr>
+          <w:rFonts w:hint="default" w:ascii="宋体" w:hAnsi="宋体" w:eastAsia="宋体" w:cs="宋体"/>
+          <w:sz w:val="24"/>
+          <w:szCs w:val="24"/>
+          <w:lang w:val="en-US" w:eastAsia="zh-CN"/>
+        </w:rPr>
+        <w:t>{ Sensor_Update,             1U,   0U },  \</w:t>
+      </w:r>
+    </w:p>
+    <w:p>
+      <w:pPr>
+        <w:rPr>
+          <w:rFonts w:hint="default" w:ascii="宋体" w:hAnsi="宋体" w:eastAsia="宋体" w:cs="宋体"/>
+          <w:sz w:val="24"/>
+          <w:szCs w:val="24"/>
+          <w:lang w:val="en-US" w:eastAsia="zh-CN"/>
+        </w:rPr>
+      </w:pPr>
+      <w:r>
+        <w:rPr>
+          <w:rFonts w:hint="default" w:ascii="宋体" w:hAnsi="宋体" w:eastAsia="宋体" w:cs="宋体"/>
+          <w:sz w:val="24"/>
+          <w:szCs w:val="24"/>
+          <w:lang w:val="en-US" w:eastAsia="zh-CN"/>
+        </w:rPr>
+        <w:t>{ Encoder_Update,           10U,   0U },  \</w:t>
+      </w:r>
+    </w:p>
+    <w:p>
+      <w:pPr>
+        <w:rPr>
+          <w:rFonts w:hint="default" w:ascii="宋体" w:hAnsi="宋体" w:eastAsia="宋体" w:cs="宋体"/>
+          <w:sz w:val="24"/>
+          <w:szCs w:val="24"/>
+          <w:lang w:val="en-US" w:eastAsia="zh-CN"/>
+        </w:rPr>
+      </w:pPr>
+      <w:r>
+        <w:rPr>
+          <w:rFonts w:hint="default" w:ascii="宋体" w:hAnsi="宋体" w:eastAsia="宋体" w:cs="宋体"/>
+          <w:sz w:val="24"/>
+          <w:szCs w:val="24"/>
+          <w:lang w:val="en-US" w:eastAsia="zh-CN"/>
+        </w:rPr>
+        <w:t>{ Test_MotionCmd_Update,    10U,   0U },  \</w:t>
+      </w:r>
+    </w:p>
+    <w:p>
+      <w:pPr>
+        <w:rPr>
+          <w:rFonts w:hint="default" w:ascii="宋体" w:hAnsi="宋体" w:eastAsia="宋体" w:cs="宋体"/>
+          <w:sz w:val="24"/>
+          <w:szCs w:val="24"/>
+          <w:lang w:val="en-US" w:eastAsia="zh-CN"/>
+        </w:rPr>
+      </w:pPr>
+      <w:r>
+        <w:rPr>
+          <w:rFonts w:hint="default" w:ascii="宋体" w:hAnsi="宋体" w:eastAsia="宋体" w:cs="宋体"/>
+          <w:sz w:val="24"/>
+          <w:szCs w:val="24"/>
+          <w:lang w:val="en-US" w:eastAsia="zh-CN"/>
+        </w:rPr>
+        <w:t>{ Motion_Update,            10U,   0U },  \</w:t>
+      </w:r>
+    </w:p>
+    <w:p>
+      <w:pPr>
+        <w:rPr>
+          <w:rFonts w:hint="default" w:ascii="宋体" w:hAnsi="宋体" w:eastAsia="宋体" w:cs="宋体"/>
+          <w:sz w:val="24"/>
+          <w:szCs w:val="24"/>
+          <w:lang w:val="en-US" w:eastAsia="zh-CN"/>
+        </w:rPr>
+      </w:pPr>
+      <w:r>
+        <w:rPr>
+          <w:rFonts w:hint="default" w:ascii="宋体" w:hAnsi="宋体" w:eastAsia="宋体" w:cs="宋体"/>
+          <w:sz w:val="24"/>
+          <w:szCs w:val="24"/>
+          <w:lang w:val="en-US" w:eastAsia="zh-CN"/>
+        </w:rPr>
+        <w:t>{ Chassis_Update,           10U,   0U },  \</w:t>
+      </w:r>
+    </w:p>
+    <w:p>
+      <w:pPr>
+        <w:rPr>
+          <w:rFonts w:hint="default" w:ascii="宋体" w:hAnsi="宋体" w:eastAsia="宋体" w:cs="宋体"/>
+          <w:sz w:val="24"/>
+          <w:szCs w:val="24"/>
+          <w:lang w:val="en-US" w:eastAsia="zh-CN"/>
+        </w:rPr>
+      </w:pPr>
+      <w:bookmarkStart w:id="0" w:name="_GoBack"/>
+      <w:bookmarkEnd w:id="0"/>
+      <w:r>
+        <w:rPr>
+          <w:rFonts w:hint="default" w:ascii="宋体" w:hAnsi="宋体" w:eastAsia="宋体" w:cs="宋体"/>
+          <w:sz w:val="24"/>
+          <w:szCs w:val="24"/>
+          <w:lang w:val="en-US" w:eastAsia="zh-CN"/>
+        </w:rPr>
+        <w:t>{ Test_MotionCmd_Log,      200U,   0U },  \</w:t>
+      </w:r>
+    </w:p>
+    <w:p>
+      <w:pPr>
+        <w:pStyle w:val="5"/>
+        <w:keepNext w:val="0"/>
+        <w:keepLines w:val="0"/>
+        <w:widowControl/>
+        <w:suppressLineNumbers w:val="0"/>
+        <w:rPr>
+          <w:rStyle w:val="9"/>
+        </w:rPr>
+      </w:pPr>
+      <w:r>
+        <w:rPr>
+          <w:rStyle w:val="9"/>
+        </w:rPr>
+        <w:t>L    左转</w:t>
+      </w:r>
+      <w:r>
+        <w:rPr>
+          <w:rStyle w:val="9"/>
+          <w:rFonts w:hint="eastAsia"/>
+          <w:lang w:val="en-US" w:eastAsia="zh-CN"/>
+        </w:rPr>
+        <w:t>180</w:t>
+      </w:r>
+      <w:r>
+        <w:rPr>
+          <w:rStyle w:val="9"/>
+        </w:rPr>
+        <w:t>°，最大速度</w:t>
+      </w:r>
+      <w:r>
+        <w:rPr>
+          <w:rStyle w:val="9"/>
+          <w:rFonts w:hint="eastAsia"/>
+          <w:lang w:val="en-US" w:eastAsia="zh-CN"/>
+        </w:rPr>
+        <w:t>1600</w:t>
+      </w:r>
+      <w:r>
+        <w:rPr>
+          <w:rStyle w:val="9"/>
+        </w:rPr>
+        <w:t xml:space="preserve"> cps</w:t>
+      </w:r>
+    </w:p>
+    <w:p>
+      <w:pPr>
+        <w:pStyle w:val="5"/>
+        <w:keepNext w:val="0"/>
+        <w:keepLines w:val="0"/>
+        <w:widowControl/>
+        <w:suppressLineNumbers w:val="0"/>
+        <w:rPr>
+          <w:rStyle w:val="9"/>
+          <w:rFonts w:cs="Times New Roman"/>
+        </w:rPr>
+      </w:pPr>
+      <w:r>
+        <w:rPr>
+          <w:rStyle w:val="9"/>
+          <w:rFonts w:cs="Times New Roman"/>
+        </w:rPr>
+        <w:t>R    右转</w:t>
+      </w:r>
+      <w:r>
+        <w:rPr>
+          <w:rStyle w:val="9"/>
+          <w:rFonts w:hint="eastAsia" w:cs="Times New Roman"/>
+          <w:lang w:val="en-US" w:eastAsia="zh-CN"/>
+        </w:rPr>
+        <w:t>180</w:t>
+      </w:r>
+      <w:r>
+        <w:rPr>
+          <w:rStyle w:val="9"/>
+          <w:rFonts w:cs="Times New Roman"/>
+        </w:rPr>
+        <w:t>°，最大速度</w:t>
+      </w:r>
+      <w:r>
+        <w:rPr>
+          <w:rStyle w:val="9"/>
+          <w:rFonts w:hint="eastAsia" w:cs="Times New Roman"/>
+          <w:lang w:val="en-US" w:eastAsia="zh-CN"/>
+        </w:rPr>
+        <w:t>1600</w:t>
+      </w:r>
+      <w:r>
+        <w:rPr>
+          <w:rStyle w:val="9"/>
+          <w:rFonts w:cs="Times New Roman"/>
+        </w:rPr>
+        <w:t>cps</w:t>
+      </w:r>
+    </w:p>
+    <w:p>
+      <w:pPr>
+        <w:pStyle w:val="5"/>
+        <w:keepNext w:val="0"/>
+        <w:keepLines w:val="0"/>
+        <w:widowControl/>
+        <w:suppressLineNumbers w:val="0"/>
+        <w:rPr>
+          <w:rStyle w:val="9"/>
+          <w:rFonts w:cs="Times New Roman"/>
+        </w:rPr>
+      </w:pPr>
+      <w:r>
+        <w:rPr>
+          <w:rStyle w:val="9"/>
+          <w:rFonts w:cs="Times New Roman"/>
+        </w:rPr>
+        <w:t>x    立即停止</w:t>
+      </w:r>
+    </w:p>
+    <w:p>
+      <w:pPr>
+        <w:pStyle w:val="5"/>
+        <w:keepNext w:val="0"/>
+        <w:keepLines w:val="0"/>
+        <w:widowControl/>
+        <w:suppressLineNumbers w:val="0"/>
+        <w:rPr>
+          <w:rStyle w:val="9"/>
+          <w:rFonts w:cs="Times New Roman"/>
+        </w:rPr>
+      </w:pPr>
+      <w:r>
+        <w:rPr>
+          <w:rStyle w:val="9"/>
+          <w:rFonts w:cs="Times New Roman"/>
+        </w:rPr>
+        <w:t>0    立即停止</w:t>
+      </w:r>
+    </w:p>
+    <w:p>
+      <w:pPr>
+        <w:pStyle w:val="5"/>
+        <w:keepNext w:val="0"/>
+        <w:keepLines w:val="0"/>
+        <w:widowControl/>
+        <w:suppressLineNumbers w:val="0"/>
+        <w:rPr>
+          <w:rStyle w:val="9"/>
+          <w:rFonts w:cs="Times New Roman"/>
+        </w:rPr>
+      </w:pPr>
+      <w:r>
+        <w:rPr>
+          <w:rStyle w:val="9"/>
+          <w:rFonts w:cs="Times New Roman"/>
+        </w:rPr>
+        <w:t>f    前进500 mm</w:t>
+      </w:r>
+    </w:p>
+    <w:p>
+      <w:pPr>
+        <w:pStyle w:val="5"/>
+        <w:keepNext w:val="0"/>
+        <w:keepLines w:val="0"/>
+        <w:widowControl/>
+        <w:suppressLineNumbers w:val="0"/>
+        <w:rPr>
+          <w:rStyle w:val="9"/>
+          <w:rFonts w:cs="Times New Roman"/>
+        </w:rPr>
+      </w:pPr>
+      <w:r>
+        <w:rPr>
+          <w:rStyle w:val="9"/>
+          <w:rFonts w:cs="Times New Roman"/>
+        </w:rPr>
+        <w:t>v    后退500 mm</w:t>
       </w:r>
     </w:p>
     <w:p>

--- a/Doc/测试任务注册函数使用方法.docx
+++ b/Doc/测试任务注册函数使用方法.docx
@@ -17,7 +17,7 @@
         <w:outlineLvl w:val="0"/>
       </w:pPr>
       <w:r>
-        <w:t>开环测试两个电机</w:t>
+        <w:t>电机开环测试（默认 2WD 控制两个前电机；切换为 4WD 后控制四个电机）</w:t>
       </w:r>
     </w:p>
     <w:p>
@@ -236,61 +236,61 @@
         <w:rPr>
           <w:rStyle w:val="9"/>
         </w:rPr>
-        <w:t>w：两个电机正转</w:t>
-      </w:r>
-    </w:p>
-    <w:p>
-      <w:pPr>
-        <w:pStyle w:val="5"/>
-        <w:keepNext w:val="0"/>
-        <w:keepLines w:val="0"/>
-        <w:widowControl/>
-        <w:suppressLineNumbers w:val="0"/>
-        <w:rPr>
-          <w:rStyle w:val="9"/>
-        </w:rPr>
-      </w:pPr>
-      <w:r>
-        <w:rPr>
-          <w:rStyle w:val="9"/>
-        </w:rPr>
-        <w:t>s：两个电机反转</w:t>
-      </w:r>
-    </w:p>
-    <w:p>
-      <w:pPr>
-        <w:pStyle w:val="5"/>
-        <w:keepNext w:val="0"/>
-        <w:keepLines w:val="0"/>
-        <w:widowControl/>
-        <w:suppressLineNumbers w:val="0"/>
-        <w:rPr>
-          <w:rStyle w:val="9"/>
-        </w:rPr>
-      </w:pPr>
-      <w:r>
-        <w:rPr>
-          <w:rStyle w:val="9"/>
-        </w:rPr>
-        <w:t>a：左反转、右正转</w:t>
-      </w:r>
-    </w:p>
-    <w:p>
-      <w:pPr>
-        <w:pStyle w:val="5"/>
-        <w:keepNext w:val="0"/>
-        <w:keepLines w:val="0"/>
-        <w:widowControl/>
-        <w:suppressLineNumbers w:val="0"/>
-        <w:rPr>
-          <w:rStyle w:val="9"/>
-        </w:rPr>
-      </w:pPr>
-      <w:r>
-        <w:rPr>
-          <w:rStyle w:val="9"/>
-        </w:rPr>
-        <w:t>d：左正转、右反转</w:t>
+        <w:t>w：左右电机均设为 +300‰，小车前进</w:t>
+      </w:r>
+    </w:p>
+    <w:p>
+      <w:pPr>
+        <w:pStyle w:val="5"/>
+        <w:keepNext w:val="0"/>
+        <w:keepLines w:val="0"/>
+        <w:widowControl/>
+        <w:suppressLineNumbers w:val="0"/>
+        <w:rPr>
+          <w:rStyle w:val="9"/>
+        </w:rPr>
+      </w:pPr>
+      <w:r>
+        <w:rPr>
+          <w:rStyle w:val="9"/>
+        </w:rPr>
+        <w:t>s：左右电机均设为 -300‰，小车后退</w:t>
+      </w:r>
+    </w:p>
+    <w:p>
+      <w:pPr>
+        <w:pStyle w:val="5"/>
+        <w:keepNext w:val="0"/>
+        <w:keepLines w:val="0"/>
+        <w:widowControl/>
+        <w:suppressLineNumbers w:val="0"/>
+        <w:rPr>
+          <w:rStyle w:val="9"/>
+        </w:rPr>
+      </w:pPr>
+      <w:r>
+        <w:rPr>
+          <w:rStyle w:val="9"/>
+        </w:rPr>
+        <w:t>a：左侧 -300‰、右侧 +300‰，原地左转</w:t>
+      </w:r>
+    </w:p>
+    <w:p>
+      <w:pPr>
+        <w:pStyle w:val="5"/>
+        <w:keepNext w:val="0"/>
+        <w:keepLines w:val="0"/>
+        <w:widowControl/>
+        <w:suppressLineNumbers w:val="0"/>
+        <w:rPr>
+          <w:rStyle w:val="9"/>
+        </w:rPr>
+      </w:pPr>
+      <w:r>
+        <w:rPr>
+          <w:rStyle w:val="9"/>
+        </w:rPr>
+        <w:t>d：左侧 +300‰、右侧 -300‰，原地右转</w:t>
       </w:r>
     </w:p>
     <w:p>
@@ -324,7 +324,7 @@
         <w:outlineLvl w:val="0"/>
       </w:pPr>
       <w:r>
-        <w:t>闭环测试</w:t>
+        <w:t>底盘速度闭环测试</w:t>
       </w:r>
     </w:p>
     <w:p>
@@ -510,61 +510,61 @@
         <w:rPr>
           <w:rStyle w:val="9"/>
         </w:rPr>
-        <w:t>g：前进</w:t>
-      </w:r>
-    </w:p>
-    <w:p>
-      <w:pPr>
-        <w:pStyle w:val="5"/>
-        <w:keepNext w:val="0"/>
-        <w:keepLines w:val="0"/>
-        <w:widowControl/>
-        <w:suppressLineNumbers w:val="0"/>
-        <w:rPr>
-          <w:rStyle w:val="9"/>
-        </w:rPr>
-      </w:pPr>
-      <w:r>
-        <w:rPr>
-          <w:rStyle w:val="9"/>
-        </w:rPr>
-        <w:t>b：后退</w:t>
-      </w:r>
-    </w:p>
-    <w:p>
-      <w:pPr>
-        <w:pStyle w:val="5"/>
-        <w:keepNext w:val="0"/>
-        <w:keepLines w:val="0"/>
-        <w:widowControl/>
-        <w:suppressLineNumbers w:val="0"/>
-        <w:rPr>
-          <w:rStyle w:val="9"/>
-        </w:rPr>
-      </w:pPr>
-      <w:r>
-        <w:rPr>
-          <w:rStyle w:val="9"/>
-        </w:rPr>
-        <w:t>l：原地左转</w:t>
-      </w:r>
-    </w:p>
-    <w:p>
-      <w:pPr>
-        <w:pStyle w:val="5"/>
-        <w:keepNext w:val="0"/>
-        <w:keepLines w:val="0"/>
-        <w:widowControl/>
-        <w:suppressLineNumbers w:val="0"/>
-        <w:rPr>
-          <w:rStyle w:val="9"/>
-        </w:rPr>
-      </w:pPr>
-      <w:r>
-        <w:rPr>
-          <w:rStyle w:val="9"/>
-        </w:rPr>
-        <w:t>r：原地右转</w:t>
+        <w:t>g：线速度设为 +2000 cps，前进</w:t>
+      </w:r>
+    </w:p>
+    <w:p>
+      <w:pPr>
+        <w:pStyle w:val="5"/>
+        <w:keepNext w:val="0"/>
+        <w:keepLines w:val="0"/>
+        <w:widowControl/>
+        <w:suppressLineNumbers w:val="0"/>
+        <w:rPr>
+          <w:rStyle w:val="9"/>
+        </w:rPr>
+      </w:pPr>
+      <w:r>
+        <w:rPr>
+          <w:rStyle w:val="9"/>
+        </w:rPr>
+        <w:t>b：线速度设为 -2000 cps，后退</w:t>
+      </w:r>
+    </w:p>
+    <w:p>
+      <w:pPr>
+        <w:pStyle w:val="5"/>
+        <w:keepNext w:val="0"/>
+        <w:keepLines w:val="0"/>
+        <w:widowControl/>
+        <w:suppressLineNumbers w:val="0"/>
+        <w:rPr>
+          <w:rStyle w:val="9"/>
+        </w:rPr>
+      </w:pPr>
+      <w:r>
+        <w:rPr>
+          <w:rStyle w:val="9"/>
+        </w:rPr>
+        <w:t>l：转向速度设为 +1200 cps，原地左转</w:t>
+      </w:r>
+    </w:p>
+    <w:p>
+      <w:pPr>
+        <w:pStyle w:val="5"/>
+        <w:keepNext w:val="0"/>
+        <w:keepLines w:val="0"/>
+        <w:widowControl/>
+        <w:suppressLineNumbers w:val="0"/>
+        <w:rPr>
+          <w:rStyle w:val="9"/>
+        </w:rPr>
+      </w:pPr>
+      <w:r>
+        <w:rPr>
+          <w:rStyle w:val="9"/>
+        </w:rPr>
+        <w:t>r：转向速度设为 -1200 cps，原地右转</w:t>
       </w:r>
     </w:p>
     <w:p>
@@ -861,7 +861,7 @@
           <w:rFonts w:hint="eastAsia"/>
           <w:lang w:val="en-US" w:eastAsia="zh-CN"/>
         </w:rPr>
-        <w:t>测试灰度传感器（有MCU加无MCU）</w:t>
+        <w:t>灰度传感器与循迹状态调试（此任务表未注册 Motion_Update 和 Chassis_Update，不会实际驱动电机）</w:t>
       </w:r>
     </w:p>
     <w:p>
@@ -1132,24 +1132,20 @@
           <w:rFonts w:hint="default" w:ascii="Symbol" w:hAnsi="Symbol" w:eastAsia="Symbol" w:cs="Symbol"/>
           <w:sz w:val="24"/>
         </w:rPr>
-        <w:t>·</w:t>
+        <w:t>·  d：将 8 路阈值统一设为 LINE_DETECT_DEFAULT_THRESHOLD（当前为 2000U）。</w:t>
       </w:r>
       <w:r>
         <w:rPr>
           <w:rFonts w:hint="eastAsia" w:ascii="宋体" w:hAnsi="宋体" w:eastAsia="宋体" w:cs="宋体"/>
           <w:sz w:val="24"/>
         </w:rPr>
-        <w:t xml:space="preserve">  </w:t>
-      </w:r>
-      <w:r>
-        <w:rPr>
-          <w:rStyle w:val="9"/>
-        </w:rPr>
-        <w:t>d</w:t>
-      </w:r>
-      <w:r>
-        <w:t>：恢复默认阈值。</w:t>
-      </w:r>
+      </w:r>
+      <w:r>
+        <w:rPr>
+          <w:rStyle w:val="9"/>
+        </w:rPr>
+      </w:r>
+      <w:r/>
     </w:p>
     <w:p>
       <w:pPr>
@@ -1225,24 +1221,20 @@
           <w:rFonts w:hint="default" w:ascii="Symbol" w:hAnsi="Symbol" w:eastAsia="Symbol" w:cs="Symbol"/>
           <w:sz w:val="24"/>
         </w:rPr>
-        <w:t>·</w:t>
+        <w:t>·  1 / l / L：请求进入循迹状态（IMU 未就绪时可能被拒绝）。</w:t>
       </w:r>
       <w:r>
         <w:rPr>
           <w:rFonts w:hint="eastAsia" w:ascii="宋体" w:hAnsi="宋体" w:eastAsia="宋体" w:cs="宋体"/>
           <w:sz w:val="24"/>
         </w:rPr>
-        <w:t xml:space="preserve">  </w:t>
-      </w:r>
-      <w:r>
-        <w:rPr>
-          <w:rStyle w:val="9"/>
-        </w:rPr>
-        <w:t>1</w:t>
-      </w:r>
-      <w:r>
-        <w:t>：进入循迹运行状态。</w:t>
-      </w:r>
+      </w:r>
+      <w:r>
+        <w:rPr>
+          <w:rStyle w:val="9"/>
+        </w:rPr>
+      </w:r>
+      <w:r/>
     </w:p>
     <w:p>
       <w:pPr>
@@ -1307,7 +1299,7 @@
           <w:rFonts w:hint="eastAsia"/>
           <w:lang w:val="en-US" w:eastAsia="zh-CN"/>
         </w:rPr>
-        <w:t>lcd测试</w:t>
+        <w:t>LCD 测试</w:t>
       </w:r>
     </w:p>
     <w:p>
@@ -1480,50 +1472,44 @@
           <w:rFonts w:hint="eastAsia"/>
           <w:lang w:val="en-US" w:eastAsia="zh-CN"/>
         </w:rPr>
-        <w:t>注意：</w:t>
-      </w:r>
-      <w:r>
-        <w:rPr>
-          <w:rStyle w:val="9"/>
-          <w:rFonts w:hint="eastAsia"/>
-        </w:rPr>
-        <w:t>LCD_Update</w:t>
-      </w:r>
-      <w:r>
-        <w:rPr>
-          <w:rStyle w:val="9"/>
-          <w:rFonts w:hint="eastAsia"/>
-          <w:lang w:val="en-US" w:eastAsia="zh-CN"/>
-        </w:rPr>
-        <w:t>是周期性更新lcd，不能和</w:t>
-      </w:r>
-      <w:r>
-        <w:rPr>
-          <w:rStyle w:val="9"/>
-        </w:rPr>
-        <w:t xml:space="preserve"> Test_LCD_Ascii_Update</w:t>
-      </w:r>
-      <w:r>
-        <w:rPr>
-          <w:rStyle w:val="9"/>
-          <w:rFonts w:hint="eastAsia"/>
-          <w:lang w:val="en-US" w:eastAsia="zh-CN"/>
-        </w:rPr>
-        <w:t>同时使用，</w:t>
-      </w:r>
-      <w:r>
-        <w:rPr>
-          <w:rStyle w:val="9"/>
-        </w:rPr>
-        <w:t>Test_LCD_Ascii_Update</w:t>
-      </w:r>
-      <w:r>
-        <w:rPr>
-          <w:rStyle w:val="9"/>
-          <w:rFonts w:hint="eastAsia"/>
-          <w:lang w:val="en-US" w:eastAsia="zh-CN"/>
-        </w:rPr>
-        <w:t>只是测试lcd功能</w:t>
+        <w:t>注意：Test_LCD_Ascii_Update 是独占屏幕的 ASCII 测试任务，不要与周期性界面任务 LCD_Update 同时注册。</w:t>
+      </w:r>
+      <w:r>
+        <w:rPr>
+          <w:rStyle w:val="9"/>
+          <w:rFonts w:hint="eastAsia"/>
+        </w:rPr>
+      </w:r>
+      <w:r>
+        <w:rPr>
+          <w:rStyle w:val="9"/>
+          <w:rFonts w:hint="eastAsia"/>
+          <w:lang w:val="en-US" w:eastAsia="zh-CN"/>
+        </w:rPr>
+      </w:r>
+      <w:r>
+        <w:rPr>
+          <w:rStyle w:val="9"/>
+        </w:rPr>
+      </w:r>
+      <w:r>
+        <w:rPr>
+          <w:rStyle w:val="9"/>
+          <w:rFonts w:hint="eastAsia"/>
+          <w:lang w:val="en-US" w:eastAsia="zh-CN"/>
+        </w:rPr>
+      </w:r>
+      <w:r>
+        <w:rPr>
+          <w:rStyle w:val="9"/>
+        </w:rPr>
+      </w:r>
+      <w:r>
+        <w:rPr>
+          <w:rStyle w:val="9"/>
+          <w:rFonts w:hint="eastAsia"/>
+          <w:lang w:val="en-US" w:eastAsia="zh-CN"/>
+        </w:rPr>
       </w:r>
     </w:p>
     <w:p>
@@ -1735,14 +1721,13 @@
           <w:rFonts w:hint="eastAsia"/>
           <w:lang w:val="en-US" w:eastAsia="zh-CN"/>
         </w:rPr>
-        <w:t>注意：①想要运行时周期性调用lcd只能注册</w:t>
-      </w:r>
-      <w:r>
-        <w:rPr>
-          <w:rStyle w:val="9"/>
-          <w:rFonts w:hint="eastAsia"/>
-        </w:rPr>
-        <w:t>LCD_Update</w:t>
+        <w:t>注意：运行时周期性刷新 LCD 时注册 LCD_Update（位置：APP/app_task_config.h）</w:t>
+      </w:r>
+      <w:r>
+        <w:rPr>
+          <w:rStyle w:val="9"/>
+          <w:rFonts w:hint="eastAsia"/>
+        </w:rPr>
       </w:r>
     </w:p>
     <w:p>
@@ -1765,7 +1750,7 @@
           <w:rFonts w:hint="eastAsia"/>
           <w:lang w:val="en-US" w:eastAsia="zh-CN"/>
         </w:rPr>
-        <w:t>②想要修改lcd显示的内容只能修改文件lcd_ui中的函数void LcdUi_ShowDashboard(void)的内容</w:t>
+        <w:t>修改 LCD 仪表盘内容：编辑 APP/lcd_ui.c 中的 LcdUi_ShowDashboard()；更新间隔在 APP/lcd_ui.h 的 LCD_UI_UPDATE_INTERVAL_MS 中修改。</w:t>
       </w:r>
     </w:p>
     <w:p>
@@ -2171,7 +2156,7 @@
           <w:b/>
           <w:lang w:val="en-US" w:eastAsia="zh-CN"/>
         </w:rPr>
-        <w:t>OLED测试</w:t>
+        <w:t>OLED 测试</w:t>
       </w:r>
     </w:p>
     <w:p>
@@ -2526,7 +2511,7 @@
           <w:rFonts w:hint="eastAsia" w:cs="Times New Roman"/>
           <w:lang w:val="en-US" w:eastAsia="zh-CN"/>
         </w:rPr>
-        <w:t>{ OLDE_Update,             20U,   0U },   \</w:t>
+        <w:t>{ OLED_Update,             20U,   0U },   \</w:t>
       </w:r>
     </w:p>
     <w:p>
@@ -2548,14 +2533,13 @@
           <w:rFonts w:hint="eastAsia"/>
           <w:lang w:val="en-US" w:eastAsia="zh-CN"/>
         </w:rPr>
-        <w:t>注意：①想要运行时周期性调用oled只能注册OLED</w:t>
-      </w:r>
-      <w:r>
-        <w:rPr>
-          <w:rStyle w:val="9"/>
-          <w:rFonts w:hint="eastAsia"/>
-        </w:rPr>
-        <w:t>_Update</w:t>
+        <w:t>注意：运行时周期性刷新 OLED 时注册 OLED_Update（位置：APP/app_task_config.h）</w:t>
+      </w:r>
+      <w:r>
+        <w:rPr>
+          <w:rStyle w:val="9"/>
+          <w:rFonts w:hint="eastAsia"/>
+        </w:rPr>
       </w:r>
     </w:p>
     <w:p>
@@ -2578,7 +2562,7 @@
           <w:rFonts w:hint="eastAsia"/>
           <w:lang w:val="en-US" w:eastAsia="zh-CN"/>
         </w:rPr>
-        <w:t>②想要修改oled显示的内容只能修改文件oled_ui中的函数void OledUi_ShowDashboard(void)的内容</w:t>
+        <w:t>修改 OLED 仪表盘内容：编辑 APP/oled_ui.c 中的 OledUi_ShowDashboard()；更新间隔在 APP/oled_ui.h 的 OLED_UI_UPDATE_INTERVAL_MS 中修改。</w:t>
       </w:r>
     </w:p>
     <w:p>
@@ -2957,7 +2941,7 @@
           <w:b/>
           <w:lang w:val="en-US" w:eastAsia="zh-CN"/>
         </w:rPr>
-        <w:t>测试转弯</w:t>
+        <w:t>测试定距前进、后退及定角转弯</w:t>
       </w:r>
     </w:p>
     <w:p>
@@ -3102,8 +3086,6 @@
           <w:lang w:val="en-US" w:eastAsia="zh-CN"/>
         </w:rPr>
       </w:pPr>
-      <w:bookmarkStart w:id="0" w:name="_GoBack"/>
-      <w:bookmarkEnd w:id="0"/>
       <w:r>
         <w:rPr>
           <w:rFonts w:hint="default" w:ascii="宋体" w:hAnsi="宋体" w:eastAsia="宋体" w:cs="宋体"/>
@@ -3129,35 +3111,31 @@
         <w:rPr>
           <w:rStyle w:val="9"/>
         </w:rPr>
-        <w:t>L    左转</w:t>
-      </w:r>
-      <w:r>
-        <w:rPr>
-          <w:rStyle w:val="9"/>
-          <w:rFonts w:hint="eastAsia"/>
-          <w:lang w:val="en-US" w:eastAsia="zh-CN"/>
-        </w:rPr>
-        <w:t>180</w:t>
-      </w:r>
-      <w:r>
-        <w:rPr>
-          <w:rStyle w:val="9"/>
-        </w:rPr>
-        <w:t>°，最大速度</w:t>
-      </w:r>
-      <w:r>
-        <w:rPr>
-          <w:rStyle w:val="9"/>
-          <w:rFonts w:hint="eastAsia"/>
-          <w:lang w:val="en-US" w:eastAsia="zh-CN"/>
-        </w:rPr>
-        <w:t>1600</w:t>
-      </w:r>
-      <w:r>
-        <w:rPr>
-          <w:rStyle w:val="9"/>
-        </w:rPr>
-        <w:t xml:space="preserve"> cps</w:t>
+        <w:t>L    左转 90°，最大转向速度 1600 cps</w:t>
+      </w:r>
+      <w:r>
+        <w:rPr>
+          <w:rStyle w:val="9"/>
+          <w:rFonts w:hint="eastAsia"/>
+          <w:lang w:val="en-US" w:eastAsia="zh-CN"/>
+        </w:rPr>
+      </w:r>
+      <w:r>
+        <w:rPr>
+          <w:rStyle w:val="9"/>
+        </w:rPr>
+      </w:r>
+      <w:r>
+        <w:rPr>
+          <w:rStyle w:val="9"/>
+          <w:rFonts w:hint="eastAsia"/>
+          <w:lang w:val="en-US" w:eastAsia="zh-CN"/>
+        </w:rPr>
+      </w:r>
+      <w:r>
+        <w:rPr>
+          <w:rStyle w:val="9"/>
+        </w:rPr>
       </w:r>
     </w:p>
     <w:p>
@@ -3177,7 +3155,7 @@
           <w:rStyle w:val="9"/>
           <w:rFonts w:cs="Times New Roman"/>
         </w:rPr>
-        <w:t>R    右转</w:t>
+        <w:t>R    右转 90°，最大转向速度 1600 cps</w:t>
       </w:r>
       <w:r>
         <w:rPr>
@@ -3185,14 +3163,12 @@
           <w:rFonts w:hint="eastAsia" w:cs="Times New Roman"/>
           <w:lang w:val="en-US" w:eastAsia="zh-CN"/>
         </w:rPr>
-        <w:t>180</w:t>
       </w:r>
       <w:r>
         <w:rPr>
           <w:rStyle w:val="9"/>
           <w:rFonts w:cs="Times New Roman"/>
         </w:rPr>
-        <w:t>°，最大速度</w:t>
       </w:r>
       <w:r>
         <w:rPr>
@@ -3200,14 +3176,12 @@
           <w:rFonts w:hint="eastAsia" w:cs="Times New Roman"/>
           <w:lang w:val="en-US" w:eastAsia="zh-CN"/>
         </w:rPr>
-        <w:t>1600</w:t>
       </w:r>
       <w:r>
         <w:rPr>
           <w:rStyle w:val="9"/>
           <w:rFonts w:cs="Times New Roman"/>
         </w:rPr>
-        <w:t>cps</w:t>
       </w:r>
     </w:p>
     <w:p>
@@ -3267,7 +3241,7 @@
           <w:rStyle w:val="9"/>
           <w:rFonts w:cs="Times New Roman"/>
         </w:rPr>
-        <w:t>f    前进500 mm</w:t>
+        <w:t>f    前进 500 mm，速度 800 cps</w:t>
       </w:r>
     </w:p>
     <w:p>
@@ -3287,7 +3261,316 @@
           <w:rStyle w:val="9"/>
           <w:rFonts w:cs="Times New Roman"/>
         </w:rPr>
-        <w:t>v    后退500 mm</w:t>
+        <w:t>v    后退 500 mm，速度 800 cps</w:t>
+      </w:r>
+    </w:p>
+    <w:p>
+      <w:pPr>
+        <w:pStyle w:val="2"/>
+        <w:keepNext w:val="0"/>
+        <w:keepLines w:val="0"/>
+        <w:widowControl/>
+        <w:numPr>
+          <w:ilvl w:val="0"/>
+          <w:numId w:val="1"/>
+        </w:numPr>
+        <w:suppressLineNumbers w:val="0"/>
+        <w:ind w:left="425" w:leftChars="0" w:hanging="425" w:firstLineChars="0"/>
+        <w:jc w:val="left"/>
+        <w:rPr>
+          <w:rFonts w:hint="eastAsia"/>
+          <w:b/>
+          <w:lang w:val="en-US" w:eastAsia="zh-CN"/>
+        </w:rPr>
+      </w:pPr>
+      <w:r>
+        <w:rPr>
+          <w:rFonts w:hint="eastAsia"/>
+          <w:b/>
+          <w:lang w:val="en-US" w:eastAsia="zh-CN"/>
+        </w:rPr>
+        <w:t>测试循迹</w:t>
+      </w:r>
+    </w:p>
+    <w:p>
+      <w:pPr>
+        <w:pStyle w:val="5"/>
+        <w:keepNext w:val="0"/>
+        <w:keepLines w:val="0"/>
+        <w:widowControl/>
+        <w:suppressLineNumbers w:val="0"/>
+        <w:rPr>
+          <w:rStyle w:val="9"/>
+        </w:rPr>
+      </w:pPr>
+      <w:r>
+        <w:rPr>
+          <w:rStyle w:val="9"/>
+        </w:rPr>
+        <w:t xml:space="preserve">    { Test_GPIO_Toggle,       100U, 0U }, /* 运行指示灯 */   \</w:t>
+      </w:r>
+    </w:p>
+    <w:p>
+      <w:pPr>
+        <w:pStyle w:val="5"/>
+        <w:keepNext w:val="0"/>
+        <w:keepLines w:val="0"/>
+        <w:widowControl/>
+        <w:suppressLineNumbers w:val="0"/>
+        <w:rPr>
+          <w:rStyle w:val="9"/>
+        </w:rPr>
+      </w:pPr>
+      <w:r>
+        <w:rPr>
+          <w:rStyle w:val="9"/>
+        </w:rPr>
+        <w:t xml:space="preserve">    { AppTask_BSP_Background,   1U, 0U },                   \</w:t>
+      </w:r>
+    </w:p>
+    <w:p>
+      <w:pPr>
+        <w:pStyle w:val="5"/>
+        <w:keepNext w:val="0"/>
+        <w:keepLines w:val="0"/>
+        <w:widowControl/>
+        <w:suppressLineNumbers w:val="0"/>
+        <w:rPr>
+          <w:rStyle w:val="9"/>
+        </w:rPr>
+      </w:pPr>
+      <w:r>
+        <w:rPr>
+          <w:rStyle w:val="9"/>
+        </w:rPr>
+        <w:t xml:space="preserve">    { Sensor_Update,            1U, 0U },                   \</w:t>
+      </w:r>
+    </w:p>
+    <w:p>
+      <w:pPr>
+        <w:pStyle w:val="5"/>
+        <w:keepNext w:val="0"/>
+        <w:keepLines w:val="0"/>
+        <w:widowControl/>
+        <w:suppressLineNumbers w:val="0"/>
+        <w:rPr>
+          <w:rStyle w:val="9"/>
+        </w:rPr>
+      </w:pPr>
+      <w:r>
+        <w:rPr>
+          <w:rStyle w:val="9"/>
+        </w:rPr>
+        <w:t xml:space="preserve">    { Encoder_Update,          10U, 0U },                   \</w:t>
+      </w:r>
+    </w:p>
+    <w:p>
+      <w:pPr>
+        <w:pStyle w:val="5"/>
+        <w:keepNext w:val="0"/>
+        <w:keepLines w:val="0"/>
+        <w:widowControl/>
+        <w:suppressLineNumbers w:val="0"/>
+        <w:rPr>
+          <w:rStyle w:val="9"/>
+        </w:rPr>
+      </w:pPr>
+      <w:r>
+        <w:rPr>
+          <w:rStyle w:val="9"/>
+        </w:rPr>
+        <w:t xml:space="preserve">    { Test_RouteCmd_Update,    10U, 0U },                   \</w:t>
+      </w:r>
+    </w:p>
+    <w:p>
+      <w:pPr>
+        <w:pStyle w:val="5"/>
+        <w:keepNext w:val="0"/>
+        <w:keepLines w:val="0"/>
+        <w:widowControl/>
+        <w:suppressLineNumbers w:val="0"/>
+        <w:rPr>
+          <w:rStyle w:val="9"/>
+        </w:rPr>
+      </w:pPr>
+      <w:r>
+        <w:rPr>
+          <w:rStyle w:val="9"/>
+        </w:rPr>
+        <w:t xml:space="preserve">    { LineTrack_Update,        10U, 0U },                   \</w:t>
+      </w:r>
+    </w:p>
+    <w:p>
+      <w:pPr>
+        <w:pStyle w:val="5"/>
+        <w:keepNext w:val="0"/>
+        <w:keepLines w:val="0"/>
+        <w:widowControl/>
+        <w:suppressLineNumbers w:val="0"/>
+        <w:rPr>
+          <w:rStyle w:val="9"/>
+        </w:rPr>
+      </w:pPr>
+      <w:r>
+        <w:rPr>
+          <w:rStyle w:val="9"/>
+        </w:rPr>
+        <w:t xml:space="preserve">    { Motion_Update,           10U, 0U },                   \</w:t>
+      </w:r>
+    </w:p>
+    <w:p>
+      <w:pPr>
+        <w:pStyle w:val="5"/>
+        <w:keepNext w:val="0"/>
+        <w:keepLines w:val="0"/>
+        <w:widowControl/>
+        <w:suppressLineNumbers w:val="0"/>
+        <w:rPr>
+          <w:rStyle w:val="9"/>
+        </w:rPr>
+      </w:pPr>
+      <w:r>
+        <w:rPr>
+          <w:rStyle w:val="9"/>
+        </w:rPr>
+        <w:t xml:space="preserve">    { Chassis_Update,          10U, 0U },                   \</w:t>
+      </w:r>
+    </w:p>
+    <w:p>
+      <w:pPr>
+        <w:pStyle w:val="5"/>
+        <w:keepNext w:val="0"/>
+        <w:keepLines w:val="0"/>
+        <w:widowControl/>
+        <w:suppressLineNumbers w:val="0"/>
+      </w:pPr>
+      <w:r>
+        <w:rPr>
+          <w:rStyle w:val="9"/>
+        </w:rPr>
+        <w:t xml:space="preserve">    { Test_RouteLog,          200U, 0U },                   \</w:t>
+      </w:r>
+    </w:p>
+    <w:p>
+      <w:pPr>
+        <w:pStyle w:val="6"/>
+        <w:keepNext w:val="0"/>
+        <w:keepLines w:val="0"/>
+        <w:widowControl/>
+        <w:suppressLineNumbers w:val="0"/>
+      </w:pPr>
+      <w:r>
+        <w:t>串口命令：</w:t>
+      </w:r>
+    </w:p>
+    <w:p>
+      <w:pPr>
+        <w:keepNext w:val="0"/>
+        <w:keepLines w:val="0"/>
+        <w:widowControl/>
+        <w:numPr>
+          <w:ilvl w:val="0"/>
+          <w:numId w:val="6"/>
+        </w:numPr>
+        <w:suppressLineNumbers w:val="0"/>
+        <w:spacing w:before="0" w:beforeAutospacing="1" w:after="0" w:afterAutospacing="1"/>
+        <w:ind w:left="720" w:hanging="360"/>
+      </w:pPr>
+      <w:r>
+        <w:rPr>
+          <w:rStyle w:val="9"/>
+        </w:rPr>
+        <w:t>l</w:t>
+      </w:r>
+      <w:r>
+        <w:t>或</w:t>
+      </w:r>
+      <w:r>
+        <w:rPr>
+          <w:rStyle w:val="9"/>
+        </w:rPr>
+        <w:t>1</w:t>
+      </w:r>
+      <w:r>
+        <w:t>：开始循迹</w:t>
+      </w:r>
+    </w:p>
+    <w:p>
+      <w:pPr>
+        <w:keepNext w:val="0"/>
+        <w:keepLines w:val="0"/>
+        <w:widowControl/>
+        <w:numPr>
+          <w:ilvl w:val="0"/>
+          <w:numId w:val="6"/>
+        </w:numPr>
+        <w:suppressLineNumbers w:val="0"/>
+        <w:spacing w:before="0" w:beforeAutospacing="1" w:after="0" w:afterAutospacing="1"/>
+        <w:ind w:left="720" w:hanging="360"/>
+      </w:pPr>
+      <w:r>
+        <w:rPr>
+          <w:rStyle w:val="9"/>
+        </w:rPr>
+        <w:t>x</w:t>
+      </w:r>
+      <w:r>
+        <w:t>或</w:t>
+      </w:r>
+      <w:r>
+        <w:rPr>
+          <w:rStyle w:val="9"/>
+        </w:rPr>
+        <w:t>0</w:t>
+      </w:r>
+      <w:r>
+        <w:t>：停止</w:t>
+      </w:r>
+    </w:p>
+    <w:p>
+      <w:pPr>
+        <w:keepNext w:val="0"/>
+        <w:keepLines w:val="0"/>
+        <w:widowControl/>
+        <w:numPr>
+          <w:ilvl w:val="0"/>
+          <w:numId w:val="6"/>
+        </w:numPr>
+        <w:suppressLineNumbers w:val="0"/>
+        <w:spacing w:before="0" w:beforeAutospacing="1" w:after="0" w:afterAutospacing="1"/>
+        <w:ind w:left="720" w:hanging="360"/>
+      </w:pPr>
+      <w:r>
+        <w:rPr>
+          <w:rStyle w:val="9"/>
+        </w:rPr>
+        <w:t>r</w:t>
+      </w:r>
+      <w:r>
+        <w:t>：复位路线状态</w:t>
+      </w:r>
+    </w:p>
+    <w:p>
+      <w:pPr>
+        <w:keepNext w:val="0"/>
+        <w:keepLines w:val="0"/>
+        <w:widowControl/>
+        <w:numPr>
+          <w:ilvl w:val="0"/>
+          <w:numId w:val="6"/>
+        </w:numPr>
+        <w:suppressLineNumbers w:val="0"/>
+        <w:spacing w:before="0" w:beforeAutospacing="1" w:after="0" w:afterAutospacing="1"/>
+        <w:ind w:left="720" w:hanging="360"/>
+      </w:pPr>
+      <w:r>
+        <w:rPr>
+          <w:rStyle w:val="9"/>
+        </w:rPr>
+        <w:t>p</w:t>
+      </w:r>
+      <w:r>
+        <w:t>：立即打印Route状态</w:t>
       </w:r>
     </w:p>
     <w:p>
@@ -3299,6 +3582,8 @@
           <w:lang w:val="en-US" w:eastAsia="zh-CN"/>
         </w:rPr>
       </w:pPr>
+      <w:bookmarkStart w:id="0" w:name="_GoBack"/>
+      <w:bookmarkEnd w:id="0"/>
     </w:p>
     <w:sectPr>
       <w:pgSz w:w="11906" w:h="16838"/>
@@ -3645,6 +3930,155 @@
     </w:lvl>
   </w:abstractNum>
   <w:abstractNum w:abstractNumId="4">
+    <w:nsid w:val="5823D8C7"/>
+    <w:multiLevelType w:val="multilevel"/>
+    <w:tmpl w:val="5823D8C7"/>
+    <w:lvl w:ilvl="0" w:tentative="0">
+      <w:start w:val="1"/>
+      <w:numFmt w:val="bullet"/>
+      <w:lvlText w:val=""/>
+      <w:lvlJc w:val="left"/>
+      <w:pPr>
+        <w:tabs>
+          <w:tab w:val="left" w:pos="720"/>
+        </w:tabs>
+        <w:ind w:left="720" w:hanging="360"/>
+      </w:pPr>
+      <w:rPr>
+        <w:rFonts w:ascii="Symbol" w:hAnsi="Symbol" w:cs="Symbol"/>
+        <w:sz w:val="20"/>
+      </w:rPr>
+    </w:lvl>
+    <w:lvl w:ilvl="1" w:tentative="0">
+      <w:start w:val="1"/>
+      <w:numFmt w:val="bullet"/>
+      <w:lvlText w:val="o"/>
+      <w:lvlJc w:val="left"/>
+      <w:pPr>
+        <w:tabs>
+          <w:tab w:val="left" w:pos="1440"/>
+        </w:tabs>
+        <w:ind w:left="1440" w:hanging="360"/>
+      </w:pPr>
+      <w:rPr>
+        <w:rFonts w:ascii="Courier New" w:hAnsi="Courier New" w:cs="Courier New"/>
+        <w:sz w:val="20"/>
+      </w:rPr>
+    </w:lvl>
+    <w:lvl w:ilvl="2" w:tentative="0">
+      <w:start w:val="1"/>
+      <w:numFmt w:val="bullet"/>
+      <w:lvlText w:val=""/>
+      <w:lvlJc w:val="left"/>
+      <w:pPr>
+        <w:tabs>
+          <w:tab w:val="left" w:pos="2160"/>
+        </w:tabs>
+        <w:ind w:left="2160" w:hanging="360"/>
+      </w:pPr>
+      <w:rPr>
+        <w:rFonts w:ascii="Wingdings" w:hAnsi="Wingdings" w:cs="Wingdings"/>
+        <w:sz w:val="20"/>
+      </w:rPr>
+    </w:lvl>
+    <w:lvl w:ilvl="3" w:tentative="0">
+      <w:start w:val="1"/>
+      <w:numFmt w:val="bullet"/>
+      <w:lvlText w:val=""/>
+      <w:lvlJc w:val="left"/>
+      <w:pPr>
+        <w:tabs>
+          <w:tab w:val="left" w:pos="2880"/>
+        </w:tabs>
+        <w:ind w:left="2880" w:hanging="360"/>
+      </w:pPr>
+      <w:rPr>
+        <w:rFonts w:hint="default" w:ascii="Wingdings" w:hAnsi="Wingdings" w:cs="Wingdings"/>
+        <w:sz w:val="20"/>
+      </w:rPr>
+    </w:lvl>
+    <w:lvl w:ilvl="4" w:tentative="0">
+      <w:start w:val="1"/>
+      <w:numFmt w:val="bullet"/>
+      <w:lvlText w:val=""/>
+      <w:lvlJc w:val="left"/>
+      <w:pPr>
+        <w:tabs>
+          <w:tab w:val="left" w:pos="3600"/>
+        </w:tabs>
+        <w:ind w:left="3600" w:hanging="360"/>
+      </w:pPr>
+      <w:rPr>
+        <w:rFonts w:hint="default" w:ascii="Wingdings" w:hAnsi="Wingdings" w:cs="Wingdings"/>
+        <w:sz w:val="20"/>
+      </w:rPr>
+    </w:lvl>
+    <w:lvl w:ilvl="5" w:tentative="0">
+      <w:start w:val="1"/>
+      <w:numFmt w:val="bullet"/>
+      <w:lvlText w:val=""/>
+      <w:lvlJc w:val="left"/>
+      <w:pPr>
+        <w:tabs>
+          <w:tab w:val="left" w:pos="4320"/>
+        </w:tabs>
+        <w:ind w:left="4320" w:hanging="360"/>
+      </w:pPr>
+      <w:rPr>
+        <w:rFonts w:hint="default" w:ascii="Wingdings" w:hAnsi="Wingdings" w:cs="Wingdings"/>
+        <w:sz w:val="20"/>
+      </w:rPr>
+    </w:lvl>
+    <w:lvl w:ilvl="6" w:tentative="0">
+      <w:start w:val="1"/>
+      <w:numFmt w:val="bullet"/>
+      <w:lvlText w:val=""/>
+      <w:lvlJc w:val="left"/>
+      <w:pPr>
+        <w:tabs>
+          <w:tab w:val="left" w:pos="5040"/>
+        </w:tabs>
+        <w:ind w:left="5040" w:hanging="360"/>
+      </w:pPr>
+      <w:rPr>
+        <w:rFonts w:hint="default" w:ascii="Wingdings" w:hAnsi="Wingdings" w:cs="Wingdings"/>
+        <w:sz w:val="20"/>
+      </w:rPr>
+    </w:lvl>
+    <w:lvl w:ilvl="7" w:tentative="0">
+      <w:start w:val="1"/>
+      <w:numFmt w:val="bullet"/>
+      <w:lvlText w:val=""/>
+      <w:lvlJc w:val="left"/>
+      <w:pPr>
+        <w:tabs>
+          <w:tab w:val="left" w:pos="5760"/>
+        </w:tabs>
+        <w:ind w:left="5760" w:hanging="360"/>
+      </w:pPr>
+      <w:rPr>
+        <w:rFonts w:hint="default" w:ascii="Wingdings" w:hAnsi="Wingdings" w:cs="Wingdings"/>
+        <w:sz w:val="20"/>
+      </w:rPr>
+    </w:lvl>
+    <w:lvl w:ilvl="8" w:tentative="0">
+      <w:start w:val="1"/>
+      <w:numFmt w:val="bullet"/>
+      <w:lvlText w:val=""/>
+      <w:lvlJc w:val="left"/>
+      <w:pPr>
+        <w:tabs>
+          <w:tab w:val="left" w:pos="6480"/>
+        </w:tabs>
+        <w:ind w:left="6480" w:hanging="360"/>
+      </w:pPr>
+      <w:rPr>
+        <w:rFonts w:hint="default" w:ascii="Wingdings" w:hAnsi="Wingdings" w:cs="Wingdings"/>
+        <w:sz w:val="20"/>
+      </w:rPr>
+    </w:lvl>
+  </w:abstractNum>
+  <w:abstractNum w:abstractNumId="5">
     <w:nsid w:val="6BC3249A"/>
     <w:multiLevelType w:val="singleLevel"/>
     <w:tmpl w:val="6BC3249A"/>
@@ -3662,7 +4096,7 @@
     </w:lvl>
   </w:abstractNum>
   <w:num w:numId="1">
-    <w:abstractNumId w:val="4"/>
+    <w:abstractNumId w:val="5"/>
   </w:num>
   <w:num w:numId="2">
     <w:abstractNumId w:val="3"/>
@@ -3675,6 +4109,9 @@
   </w:num>
   <w:num w:numId="5">
     <w:abstractNumId w:val="1"/>
+  </w:num>
+  <w:num w:numId="6">
+    <w:abstractNumId w:val="4"/>
   </w:num>
 </w:numbering>
 </file>
